--- a/Files/06 - Yom Tov/17 - Tu Beshvat/5784/Tu Beshvat 5784.docx
+++ b/Files/06 - Yom Tov/17 - Tu Beshvat/5784/Tu Beshvat 5784.docx
@@ -8,33 +8,11 @@
           <w:rFonts w:ascii="Times New Roman" w:hAnsi="Times New Roman" w:cs="Times New Roman"/>
         </w:rPr>
       </w:pPr>
-      <w:proofErr w:type="spellStart"/>
-      <w:r>
-        <w:rPr>
-          <w:rFonts w:ascii="Times New Roman" w:hAnsi="Times New Roman" w:cs="Times New Roman"/>
-        </w:rPr>
-        <w:t>Tu</w:t>
-      </w:r>
-      <w:proofErr w:type="spellEnd"/>
-      <w:r>
-        <w:rPr>
-          <w:rFonts w:ascii="Times New Roman" w:hAnsi="Times New Roman" w:cs="Times New Roman"/>
-        </w:rPr>
-        <w:t xml:space="preserve"> </w:t>
-      </w:r>
-      <w:proofErr w:type="spellStart"/>
-      <w:r>
-        <w:rPr>
-          <w:rFonts w:ascii="Times New Roman" w:hAnsi="Times New Roman" w:cs="Times New Roman"/>
-        </w:rPr>
-        <w:t>Beshvat</w:t>
-      </w:r>
-      <w:proofErr w:type="spellEnd"/>
-      <w:r>
-        <w:rPr>
-          <w:rFonts w:ascii="Times New Roman" w:hAnsi="Times New Roman" w:cs="Times New Roman"/>
-        </w:rPr>
-        <w:t xml:space="preserve"> 5784</w:t>
+      <w:r>
+        <w:rPr>
+          <w:rFonts w:ascii="Times New Roman" w:hAnsi="Times New Roman" w:cs="Times New Roman"/>
+        </w:rPr>
+        <w:t>Tu Beshvat 5784</w:t>
       </w:r>
     </w:p>
     <w:p>
@@ -91,7 +69,13 @@
         <w:rPr>
           <w:rFonts w:ascii="Times New Roman" w:hAnsi="Times New Roman" w:cs="Times New Roman"/>
         </w:rPr>
-        <w:t xml:space="preserve"> stands for </w:t>
+        <w:t>,</w:t>
+      </w:r>
+      <w:r>
+        <w:rPr>
+          <w:rFonts w:ascii="Times New Roman" w:hAnsi="Times New Roman" w:cs="Times New Roman"/>
+        </w:rPr>
+        <w:t xml:space="preserve"> stands for</w:t>
       </w:r>
       <w:r>
         <w:rPr>
@@ -105,6 +89,12 @@
           <w:rFonts w:ascii="Times New Roman" w:hAnsi="Times New Roman" w:cs="Times New Roman"/>
           <w:rtl/>
         </w:rPr>
+        <w:t xml:space="preserve"> </w:t>
+      </w:r>
+      <w:r>
+        <w:rPr>
+          <w:rFonts w:ascii="Times New Roman" w:hAnsi="Times New Roman" w:cs="Times New Roman"/>
+        </w:rPr>
         <w:t xml:space="preserve">, </w:t>
       </w:r>
       <w:r>
@@ -137,32 +127,7 @@
         <w:rPr>
           <w:rFonts w:ascii="Times New Roman" w:hAnsi="Times New Roman" w:cs="Times New Roman"/>
         </w:rPr>
-        <w:t xml:space="preserve"> </w:t>
-      </w:r>
-      <w:r>
-        <w:rPr>
-          <w:rFonts w:ascii="Times New Roman" w:hAnsi="Times New Roman" w:cs="Times New Roman"/>
-        </w:rPr>
-        <w:t xml:space="preserve">Baruch Hashem </w:t>
-      </w:r>
-      <w:r>
-        <w:rPr>
-          <w:rFonts w:ascii="Times New Roman" w:hAnsi="Times New Roman" w:cs="Times New Roman"/>
-        </w:rPr>
-        <w:t xml:space="preserve">we have a great </w:t>
-      </w:r>
-      <w:r>
-        <w:rPr>
-          <w:rFonts w:ascii="Times New Roman" w:hAnsi="Times New Roman" w:cs="Times New Roman" w:hint="cs"/>
-          <w:rtl/>
-        </w:rPr>
-        <w:t>שמחה</w:t>
-      </w:r>
-      <w:r>
-        <w:rPr>
-          <w:rFonts w:ascii="Times New Roman" w:hAnsi="Times New Roman" w:cs="Times New Roman"/>
-        </w:rPr>
-        <w:t xml:space="preserve"> from Bracha in our family. The </w:t>
+        <w:t xml:space="preserve"> The </w:t>
       </w:r>
       <w:r>
         <w:rPr>
@@ -203,6 +168,382 @@
           <w:rFonts w:ascii="Times New Roman" w:hAnsi="Times New Roman" w:cs="Times New Roman"/>
           <w:rtl/>
         </w:rPr>
+        <w:t xml:space="preserve"> </w:t>
+      </w:r>
+      <w:r>
+        <w:rPr>
+          <w:rFonts w:ascii="Times New Roman" w:hAnsi="Times New Roman" w:cs="Times New Roman" w:hint="cs"/>
+          <w:rtl/>
+        </w:rPr>
+        <w:t>דף</w:t>
+      </w:r>
+      <w:r>
+        <w:rPr>
+          <w:rFonts w:ascii="Times New Roman" w:hAnsi="Times New Roman" w:cs="Times New Roman"/>
+          <w:rtl/>
+        </w:rPr>
+        <w:t xml:space="preserve"> </w:t>
+      </w:r>
+      <w:r>
+        <w:rPr>
+          <w:rFonts w:ascii="Times New Roman" w:hAnsi="Times New Roman" w:cs="Times New Roman" w:hint="cs"/>
+          <w:rtl/>
+        </w:rPr>
+        <w:t>ב</w:t>
+      </w:r>
+      <w:r>
+        <w:rPr>
+          <w:rFonts w:ascii="Times New Roman" w:hAnsi="Times New Roman" w:cs="Times New Roman"/>
+        </w:rPr>
+        <w:t xml:space="preserve"> mentions that </w:t>
+      </w:r>
+      <w:r>
+        <w:rPr>
+          <w:rFonts w:ascii="Times New Roman" w:hAnsi="Times New Roman" w:cs="Times New Roman" w:hint="cs"/>
+          <w:rtl/>
+        </w:rPr>
+        <w:t>בית</w:t>
+      </w:r>
+      <w:r>
+        <w:rPr>
+          <w:rFonts w:ascii="Times New Roman" w:hAnsi="Times New Roman" w:cs="Times New Roman"/>
+          <w:rtl/>
+        </w:rPr>
+        <w:t xml:space="preserve"> </w:t>
+      </w:r>
+      <w:r>
+        <w:rPr>
+          <w:rFonts w:ascii="Times New Roman" w:hAnsi="Times New Roman" w:cs="Times New Roman" w:hint="cs"/>
+          <w:rtl/>
+        </w:rPr>
+        <w:t>שמאי</w:t>
+      </w:r>
+      <w:r>
+        <w:rPr>
+          <w:rFonts w:ascii="Times New Roman" w:hAnsi="Times New Roman" w:cs="Times New Roman"/>
+        </w:rPr>
+        <w:t xml:space="preserve"> says </w:t>
+      </w:r>
+      <w:r>
+        <w:rPr>
+          <w:rFonts w:ascii="Times New Roman" w:hAnsi="Times New Roman" w:cs="Times New Roman" w:hint="cs"/>
+          <w:rtl/>
+        </w:rPr>
+        <w:t>בְּאֶחָד</w:t>
+      </w:r>
+      <w:r>
+        <w:rPr>
+          <w:rFonts w:ascii="Times New Roman" w:hAnsi="Times New Roman" w:cs="Times New Roman"/>
+          <w:rtl/>
+        </w:rPr>
+        <w:t xml:space="preserve"> </w:t>
+      </w:r>
+      <w:r>
+        <w:rPr>
+          <w:rFonts w:ascii="Times New Roman" w:hAnsi="Times New Roman" w:cs="Times New Roman" w:hint="cs"/>
+          <w:rtl/>
+        </w:rPr>
+        <w:t>בִּשְׁבָט</w:t>
+      </w:r>
+      <w:r>
+        <w:rPr>
+          <w:rFonts w:ascii="Times New Roman" w:hAnsi="Times New Roman" w:cs="Times New Roman"/>
+          <w:rtl/>
+        </w:rPr>
+        <w:t xml:space="preserve"> </w:t>
+      </w:r>
+      <w:r>
+        <w:rPr>
+          <w:rFonts w:ascii="Times New Roman" w:hAnsi="Times New Roman" w:cs="Times New Roman" w:hint="cs"/>
+          <w:rtl/>
+        </w:rPr>
+        <w:t>רֹאשׁ</w:t>
+      </w:r>
+      <w:r>
+        <w:rPr>
+          <w:rFonts w:ascii="Times New Roman" w:hAnsi="Times New Roman" w:cs="Times New Roman"/>
+          <w:rtl/>
+        </w:rPr>
+        <w:t xml:space="preserve"> </w:t>
+      </w:r>
+      <w:r>
+        <w:rPr>
+          <w:rFonts w:ascii="Times New Roman" w:hAnsi="Times New Roman" w:cs="Times New Roman" w:hint="cs"/>
+          <w:rtl/>
+        </w:rPr>
+        <w:t>הַשָּׁנָה</w:t>
+      </w:r>
+      <w:r>
+        <w:rPr>
+          <w:rFonts w:ascii="Times New Roman" w:hAnsi="Times New Roman" w:cs="Times New Roman"/>
+          <w:rtl/>
+        </w:rPr>
+        <w:t xml:space="preserve"> </w:t>
+      </w:r>
+      <w:r>
+        <w:rPr>
+          <w:rFonts w:ascii="Times New Roman" w:hAnsi="Times New Roman" w:cs="Times New Roman" w:hint="cs"/>
+          <w:rtl/>
+        </w:rPr>
+        <w:t>לָאִילָן</w:t>
+      </w:r>
+      <w:r>
+        <w:rPr>
+          <w:rFonts w:ascii="Times New Roman" w:hAnsi="Times New Roman" w:cs="Times New Roman"/>
+        </w:rPr>
+        <w:t xml:space="preserve">, while </w:t>
+      </w:r>
+      <w:r>
+        <w:rPr>
+          <w:rFonts w:ascii="Times New Roman" w:hAnsi="Times New Roman" w:cs="Times New Roman" w:hint="cs"/>
+          <w:rtl/>
+        </w:rPr>
+        <w:t>בית</w:t>
+      </w:r>
+      <w:r>
+        <w:rPr>
+          <w:rFonts w:ascii="Times New Roman" w:hAnsi="Times New Roman" w:cs="Times New Roman"/>
+          <w:rtl/>
+        </w:rPr>
+        <w:t xml:space="preserve"> </w:t>
+      </w:r>
+      <w:r>
+        <w:rPr>
+          <w:rFonts w:ascii="Times New Roman" w:hAnsi="Times New Roman" w:cs="Times New Roman" w:hint="cs"/>
+          <w:rtl/>
+        </w:rPr>
+        <w:t>הלל</w:t>
+      </w:r>
+      <w:r>
+        <w:rPr>
+          <w:rFonts w:ascii="Times New Roman" w:hAnsi="Times New Roman" w:cs="Times New Roman"/>
+        </w:rPr>
+        <w:t xml:space="preserve"> says </w:t>
+      </w:r>
+      <w:r>
+        <w:rPr>
+          <w:rFonts w:ascii="Times New Roman" w:hAnsi="Times New Roman" w:cs="Times New Roman" w:hint="cs"/>
+          <w:rtl/>
+        </w:rPr>
+        <w:t>בַּחֲמִשָּׁה</w:t>
+      </w:r>
+      <w:r>
+        <w:rPr>
+          <w:rFonts w:ascii="Times New Roman" w:hAnsi="Times New Roman" w:cs="Times New Roman"/>
+          <w:rtl/>
+        </w:rPr>
+        <w:t xml:space="preserve"> </w:t>
+      </w:r>
+      <w:r>
+        <w:rPr>
+          <w:rFonts w:ascii="Times New Roman" w:hAnsi="Times New Roman" w:cs="Times New Roman" w:hint="cs"/>
+          <w:rtl/>
+        </w:rPr>
+        <w:t>עָשָׂר</w:t>
+      </w:r>
+      <w:r>
+        <w:rPr>
+          <w:rFonts w:ascii="Times New Roman" w:hAnsi="Times New Roman" w:cs="Times New Roman"/>
+          <w:rtl/>
+        </w:rPr>
+        <w:t xml:space="preserve"> </w:t>
+      </w:r>
+      <w:r>
+        <w:rPr>
+          <w:rFonts w:ascii="Times New Roman" w:hAnsi="Times New Roman" w:cs="Times New Roman" w:hint="cs"/>
+          <w:rtl/>
+        </w:rPr>
+        <w:t>בּוֹ</w:t>
+      </w:r>
+      <w:r>
+        <w:rPr>
+          <w:rFonts w:ascii="Times New Roman" w:hAnsi="Times New Roman" w:cs="Times New Roman"/>
+        </w:rPr>
+        <w:t xml:space="preserve">. The </w:t>
+      </w:r>
+      <w:r>
+        <w:rPr>
+          <w:rFonts w:ascii="Times New Roman" w:hAnsi="Times New Roman" w:cs="Times New Roman" w:hint="cs"/>
+          <w:rtl/>
+        </w:rPr>
+        <w:t>משנה</w:t>
+      </w:r>
+      <w:r>
+        <w:rPr>
+          <w:rFonts w:ascii="Times New Roman" w:hAnsi="Times New Roman" w:cs="Times New Roman"/>
+        </w:rPr>
+        <w:t xml:space="preserve"> begins in </w:t>
+      </w:r>
+      <w:r>
+        <w:rPr>
+          <w:rFonts w:ascii="Times New Roman" w:hAnsi="Times New Roman" w:cs="Times New Roman" w:hint="cs"/>
+          <w:rtl/>
+        </w:rPr>
+        <w:t>ראש</w:t>
+      </w:r>
+      <w:r>
+        <w:rPr>
+          <w:rFonts w:ascii="Times New Roman" w:hAnsi="Times New Roman" w:cs="Times New Roman"/>
+          <w:rtl/>
+        </w:rPr>
+        <w:t xml:space="preserve"> </w:t>
+      </w:r>
+      <w:r>
+        <w:rPr>
+          <w:rFonts w:ascii="Times New Roman" w:hAnsi="Times New Roman" w:cs="Times New Roman" w:hint="cs"/>
+          <w:rtl/>
+        </w:rPr>
+        <w:t>השנה</w:t>
+      </w:r>
+      <w:r>
+        <w:rPr>
+          <w:rFonts w:ascii="Times New Roman" w:hAnsi="Times New Roman" w:cs="Times New Roman"/>
+        </w:rPr>
+        <w:t xml:space="preserve"> by discussing the </w:t>
+      </w:r>
+      <w:r>
+        <w:rPr>
+          <w:rFonts w:ascii="Times New Roman" w:hAnsi="Times New Roman" w:cs="Times New Roman" w:hint="cs"/>
+          <w:rtl/>
+        </w:rPr>
+        <w:t>ראש</w:t>
+      </w:r>
+      <w:r>
+        <w:rPr>
+          <w:rFonts w:ascii="Times New Roman" w:hAnsi="Times New Roman" w:cs="Times New Roman"/>
+          <w:rtl/>
+        </w:rPr>
+        <w:t xml:space="preserve"> </w:t>
+      </w:r>
+      <w:r>
+        <w:rPr>
+          <w:rFonts w:ascii="Times New Roman" w:hAnsi="Times New Roman" w:cs="Times New Roman" w:hint="cs"/>
+          <w:rtl/>
+        </w:rPr>
+        <w:t>השנה</w:t>
+      </w:r>
+      <w:r>
+        <w:rPr>
+          <w:rFonts w:ascii="Times New Roman" w:hAnsi="Times New Roman" w:cs="Times New Roman"/>
+        </w:rPr>
+        <w:t xml:space="preserve"> for </w:t>
+      </w:r>
+      <w:r>
+        <w:rPr>
+          <w:rFonts w:ascii="Times New Roman" w:hAnsi="Times New Roman" w:cs="Times New Roman" w:hint="cs"/>
+          <w:rtl/>
+        </w:rPr>
+        <w:t>אילן</w:t>
+      </w:r>
+      <w:r>
+        <w:rPr>
+          <w:rFonts w:ascii="Times New Roman" w:hAnsi="Times New Roman" w:cs="Times New Roman"/>
+        </w:rPr>
+        <w:t xml:space="preserve">. The </w:t>
+      </w:r>
+      <w:r>
+        <w:rPr>
+          <w:rFonts w:ascii="Times New Roman" w:hAnsi="Times New Roman" w:cs="Times New Roman" w:hint="cs"/>
+          <w:rtl/>
+        </w:rPr>
+        <w:t>קשי</w:t>
+      </w:r>
+      <w:r>
+        <w:rPr>
+          <w:rFonts w:ascii="Times New Roman" w:hAnsi="Times New Roman" w:cs="Times New Roman" w:hint="cs"/>
+          <w:rtl/>
+        </w:rPr>
+        <w:t>א</w:t>
+      </w:r>
+      <w:r>
+        <w:rPr>
+          <w:rFonts w:ascii="Times New Roman" w:hAnsi="Times New Roman" w:cs="Times New Roman"/>
+        </w:rPr>
+        <w:t xml:space="preserve"> arises: why does it say </w:t>
+      </w:r>
+      <w:r>
+        <w:rPr>
+          <w:rFonts w:ascii="Times New Roman" w:hAnsi="Times New Roman" w:cs="Times New Roman" w:hint="cs"/>
+          <w:rtl/>
+        </w:rPr>
+        <w:t>אילן</w:t>
+      </w:r>
+      <w:r>
+        <w:rPr>
+          <w:rFonts w:ascii="Times New Roman" w:hAnsi="Times New Roman" w:cs="Times New Roman"/>
+        </w:rPr>
+        <w:t xml:space="preserve"> in the singular when it should say </w:t>
+      </w:r>
+      <w:r>
+        <w:rPr>
+          <w:rFonts w:ascii="Times New Roman" w:hAnsi="Times New Roman" w:cs="Times New Roman" w:hint="cs"/>
+          <w:rtl/>
+        </w:rPr>
+        <w:t>אילנות</w:t>
+      </w:r>
+      <w:r>
+        <w:rPr>
+          <w:rFonts w:ascii="Times New Roman" w:hAnsi="Times New Roman" w:cs="Times New Roman"/>
+        </w:rPr>
+        <w:t xml:space="preserve">, in plural? All the other </w:t>
+      </w:r>
+      <w:r>
+        <w:rPr>
+          <w:rFonts w:ascii="Times New Roman" w:hAnsi="Times New Roman" w:cs="Times New Roman" w:hint="cs"/>
+          <w:rtl/>
+        </w:rPr>
+        <w:t>ראש</w:t>
+      </w:r>
+      <w:r>
+        <w:rPr>
+          <w:rFonts w:ascii="Times New Roman" w:hAnsi="Times New Roman" w:cs="Times New Roman"/>
+          <w:rtl/>
+        </w:rPr>
+        <w:t xml:space="preserve"> </w:t>
+      </w:r>
+      <w:r>
+        <w:rPr>
+          <w:rFonts w:ascii="Times New Roman" w:hAnsi="Times New Roman" w:cs="Times New Roman" w:hint="cs"/>
+          <w:rtl/>
+        </w:rPr>
+        <w:t>השנה</w:t>
+      </w:r>
+      <w:r>
+        <w:rPr>
+          <w:rFonts w:ascii="Times New Roman" w:hAnsi="Times New Roman" w:cs="Times New Roman"/>
+        </w:rPr>
+        <w:t>s mentioned,</w:t>
+      </w:r>
+      <w:r>
+        <w:rPr>
+          <w:rFonts w:ascii="Times New Roman" w:hAnsi="Times New Roman" w:cs="Times New Roman"/>
+        </w:rPr>
+        <w:t xml:space="preserve"> </w:t>
+      </w:r>
+      <w:r>
+        <w:rPr>
+          <w:rFonts w:ascii="Times New Roman" w:hAnsi="Times New Roman" w:cs="Times New Roman"/>
+        </w:rPr>
+        <w:t>such as</w:t>
+      </w:r>
+      <w:r>
+        <w:rPr>
+          <w:rFonts w:ascii="Times New Roman" w:hAnsi="Times New Roman" w:cs="Times New Roman" w:hint="cs"/>
+          <w:rtl/>
+        </w:rPr>
+        <w:t>למלכים</w:t>
+      </w:r>
+      <w:r>
+        <w:rPr>
+          <w:rFonts w:ascii="Times New Roman" w:hAnsi="Times New Roman" w:cs="Times New Roman"/>
+          <w:rtl/>
+        </w:rPr>
+        <w:t xml:space="preserve"> </w:t>
+      </w:r>
+      <w:r>
+        <w:rPr>
+          <w:rFonts w:ascii="Times New Roman" w:hAnsi="Times New Roman" w:cs="Times New Roman"/>
+        </w:rPr>
         <w:t xml:space="preserve">, </w:t>
       </w:r>
       <w:r>
@@ -210,365 +551,19 @@
           <w:rFonts w:ascii="Times New Roman" w:hAnsi="Times New Roman" w:cs="Times New Roman" w:hint="cs"/>
           <w:rtl/>
         </w:rPr>
-        <w:t>דף</w:t>
-      </w:r>
-      <w:r>
-        <w:rPr>
-          <w:rFonts w:ascii="Times New Roman" w:hAnsi="Times New Roman" w:cs="Times New Roman"/>
-          <w:rtl/>
-        </w:rPr>
-        <w:t xml:space="preserve"> </w:t>
-      </w:r>
-      <w:r>
-        <w:rPr>
-          <w:rFonts w:ascii="Times New Roman" w:hAnsi="Times New Roman" w:cs="Times New Roman" w:hint="cs"/>
-          <w:rtl/>
-        </w:rPr>
-        <w:t>ב</w:t>
-      </w:r>
-      <w:r>
-        <w:rPr>
-          <w:rFonts w:ascii="Times New Roman" w:hAnsi="Times New Roman" w:cs="Times New Roman"/>
-        </w:rPr>
-        <w:t xml:space="preserve">, mentions that </w:t>
-      </w:r>
-      <w:r>
-        <w:rPr>
-          <w:rFonts w:ascii="Times New Roman" w:hAnsi="Times New Roman" w:cs="Times New Roman" w:hint="cs"/>
-          <w:rtl/>
-        </w:rPr>
-        <w:t>בית</w:t>
-      </w:r>
-      <w:r>
-        <w:rPr>
-          <w:rFonts w:ascii="Times New Roman" w:hAnsi="Times New Roman" w:cs="Times New Roman"/>
-          <w:rtl/>
-        </w:rPr>
-        <w:t xml:space="preserve"> </w:t>
-      </w:r>
-      <w:r>
-        <w:rPr>
-          <w:rFonts w:ascii="Times New Roman" w:hAnsi="Times New Roman" w:cs="Times New Roman" w:hint="cs"/>
-          <w:rtl/>
-        </w:rPr>
-        <w:t>שמאי</w:t>
-      </w:r>
-      <w:r>
-        <w:rPr>
-          <w:rFonts w:ascii="Times New Roman" w:hAnsi="Times New Roman" w:cs="Times New Roman"/>
-        </w:rPr>
-        <w:t xml:space="preserve"> says </w:t>
-      </w:r>
-      <w:r>
-        <w:rPr>
-          <w:rFonts w:ascii="Times New Roman" w:hAnsi="Times New Roman" w:cs="Times New Roman" w:hint="cs"/>
-          <w:rtl/>
-        </w:rPr>
-        <w:t>בְּאֶחָד</w:t>
-      </w:r>
-      <w:r>
-        <w:rPr>
-          <w:rFonts w:ascii="Times New Roman" w:hAnsi="Times New Roman" w:cs="Times New Roman"/>
-          <w:rtl/>
-        </w:rPr>
-        <w:t xml:space="preserve"> </w:t>
-      </w:r>
-      <w:r>
-        <w:rPr>
-          <w:rFonts w:ascii="Times New Roman" w:hAnsi="Times New Roman" w:cs="Times New Roman" w:hint="cs"/>
-          <w:rtl/>
-        </w:rPr>
-        <w:t>בִּשְׁבָט</w:t>
-      </w:r>
-      <w:r>
-        <w:rPr>
-          <w:rFonts w:ascii="Times New Roman" w:hAnsi="Times New Roman" w:cs="Times New Roman"/>
-          <w:rtl/>
-        </w:rPr>
-        <w:t xml:space="preserve"> </w:t>
-      </w:r>
-      <w:r>
-        <w:rPr>
-          <w:rFonts w:ascii="Times New Roman" w:hAnsi="Times New Roman" w:cs="Times New Roman" w:hint="cs"/>
-          <w:rtl/>
-        </w:rPr>
-        <w:t>רֹאשׁ</w:t>
-      </w:r>
-      <w:r>
-        <w:rPr>
-          <w:rFonts w:ascii="Times New Roman" w:hAnsi="Times New Roman" w:cs="Times New Roman"/>
-          <w:rtl/>
-        </w:rPr>
-        <w:t xml:space="preserve"> </w:t>
-      </w:r>
-      <w:r>
-        <w:rPr>
-          <w:rFonts w:ascii="Times New Roman" w:hAnsi="Times New Roman" w:cs="Times New Roman" w:hint="cs"/>
-          <w:rtl/>
-        </w:rPr>
-        <w:t>הַשָּׁנָה</w:t>
-      </w:r>
-      <w:r>
-        <w:rPr>
-          <w:rFonts w:ascii="Times New Roman" w:hAnsi="Times New Roman" w:cs="Times New Roman"/>
-          <w:rtl/>
-        </w:rPr>
-        <w:t xml:space="preserve"> </w:t>
-      </w:r>
-      <w:r>
-        <w:rPr>
-          <w:rFonts w:ascii="Times New Roman" w:hAnsi="Times New Roman" w:cs="Times New Roman" w:hint="cs"/>
-          <w:rtl/>
-        </w:rPr>
-        <w:t>לָאִילָן</w:t>
-      </w:r>
-      <w:r>
-        <w:rPr>
-          <w:rFonts w:ascii="Times New Roman" w:hAnsi="Times New Roman" w:cs="Times New Roman"/>
-        </w:rPr>
-        <w:t xml:space="preserve">, while </w:t>
-      </w:r>
-      <w:r>
-        <w:rPr>
-          <w:rFonts w:ascii="Times New Roman" w:hAnsi="Times New Roman" w:cs="Times New Roman" w:hint="cs"/>
-          <w:rtl/>
-        </w:rPr>
-        <w:t>בית</w:t>
-      </w:r>
-      <w:r>
-        <w:rPr>
-          <w:rFonts w:ascii="Times New Roman" w:hAnsi="Times New Roman" w:cs="Times New Roman"/>
-          <w:rtl/>
-        </w:rPr>
-        <w:t xml:space="preserve"> </w:t>
-      </w:r>
-      <w:r>
-        <w:rPr>
-          <w:rFonts w:ascii="Times New Roman" w:hAnsi="Times New Roman" w:cs="Times New Roman" w:hint="cs"/>
-          <w:rtl/>
-        </w:rPr>
-        <w:t>הלל</w:t>
-      </w:r>
-      <w:r>
-        <w:rPr>
-          <w:rFonts w:ascii="Times New Roman" w:hAnsi="Times New Roman" w:cs="Times New Roman"/>
-        </w:rPr>
-        <w:t xml:space="preserve"> says </w:t>
-      </w:r>
-      <w:r>
-        <w:rPr>
-          <w:rFonts w:ascii="Times New Roman" w:hAnsi="Times New Roman" w:cs="Times New Roman" w:hint="cs"/>
-          <w:rtl/>
-        </w:rPr>
-        <w:t>בַּחֲמִשָּׁה</w:t>
-      </w:r>
-      <w:r>
-        <w:rPr>
-          <w:rFonts w:ascii="Times New Roman" w:hAnsi="Times New Roman" w:cs="Times New Roman"/>
-          <w:rtl/>
-        </w:rPr>
-        <w:t xml:space="preserve"> </w:t>
-      </w:r>
-      <w:r>
-        <w:rPr>
-          <w:rFonts w:ascii="Times New Roman" w:hAnsi="Times New Roman" w:cs="Times New Roman" w:hint="cs"/>
-          <w:rtl/>
-        </w:rPr>
-        <w:t>עָשָׂר</w:t>
-      </w:r>
-      <w:r>
-        <w:rPr>
-          <w:rFonts w:ascii="Times New Roman" w:hAnsi="Times New Roman" w:cs="Times New Roman"/>
-          <w:rtl/>
-        </w:rPr>
-        <w:t xml:space="preserve"> </w:t>
-      </w:r>
-      <w:r>
-        <w:rPr>
-          <w:rFonts w:ascii="Times New Roman" w:hAnsi="Times New Roman" w:cs="Times New Roman" w:hint="cs"/>
-          <w:rtl/>
-        </w:rPr>
-        <w:t>בּוֹ</w:t>
-      </w:r>
-      <w:r>
-        <w:rPr>
-          <w:rFonts w:ascii="Times New Roman" w:hAnsi="Times New Roman" w:cs="Times New Roman"/>
-        </w:rPr>
-        <w:t xml:space="preserve">. The </w:t>
-      </w:r>
-      <w:r>
-        <w:rPr>
-          <w:rFonts w:ascii="Times New Roman" w:hAnsi="Times New Roman" w:cs="Times New Roman" w:hint="cs"/>
-          <w:rtl/>
-        </w:rPr>
-        <w:t>משנה</w:t>
-      </w:r>
-      <w:r>
-        <w:rPr>
-          <w:rFonts w:ascii="Times New Roman" w:hAnsi="Times New Roman" w:cs="Times New Roman"/>
-        </w:rPr>
-        <w:t xml:space="preserve"> begins in </w:t>
-      </w:r>
-      <w:r>
-        <w:rPr>
-          <w:rFonts w:ascii="Times New Roman" w:hAnsi="Times New Roman" w:cs="Times New Roman" w:hint="cs"/>
-          <w:rtl/>
-        </w:rPr>
-        <w:t>ראש</w:t>
-      </w:r>
-      <w:r>
-        <w:rPr>
-          <w:rFonts w:ascii="Times New Roman" w:hAnsi="Times New Roman" w:cs="Times New Roman"/>
-          <w:rtl/>
-        </w:rPr>
-        <w:t xml:space="preserve"> </w:t>
-      </w:r>
-      <w:r>
-        <w:rPr>
-          <w:rFonts w:ascii="Times New Roman" w:hAnsi="Times New Roman" w:cs="Times New Roman" w:hint="cs"/>
-          <w:rtl/>
-        </w:rPr>
-        <w:t>השנה</w:t>
-      </w:r>
-      <w:r>
-        <w:rPr>
-          <w:rFonts w:ascii="Times New Roman" w:hAnsi="Times New Roman" w:cs="Times New Roman"/>
-        </w:rPr>
-        <w:t xml:space="preserve"> by discussing the </w:t>
-      </w:r>
-      <w:r>
-        <w:rPr>
-          <w:rFonts w:ascii="Times New Roman" w:hAnsi="Times New Roman" w:cs="Times New Roman" w:hint="cs"/>
-          <w:rtl/>
-        </w:rPr>
-        <w:t>ראש</w:t>
-      </w:r>
-      <w:r>
-        <w:rPr>
-          <w:rFonts w:ascii="Times New Roman" w:hAnsi="Times New Roman" w:cs="Times New Roman"/>
-          <w:rtl/>
-        </w:rPr>
-        <w:t xml:space="preserve"> </w:t>
-      </w:r>
-      <w:r>
-        <w:rPr>
-          <w:rFonts w:ascii="Times New Roman" w:hAnsi="Times New Roman" w:cs="Times New Roman" w:hint="cs"/>
-          <w:rtl/>
-        </w:rPr>
-        <w:t>השנה</w:t>
-      </w:r>
-      <w:r>
-        <w:rPr>
-          <w:rFonts w:ascii="Times New Roman" w:hAnsi="Times New Roman" w:cs="Times New Roman"/>
-        </w:rPr>
-        <w:t xml:space="preserve"> for </w:t>
-      </w:r>
-      <w:r>
-        <w:rPr>
-          <w:rFonts w:ascii="Times New Roman" w:hAnsi="Times New Roman" w:cs="Times New Roman" w:hint="cs"/>
-          <w:rtl/>
-        </w:rPr>
-        <w:t>אילן</w:t>
-      </w:r>
-      <w:r>
-        <w:rPr>
-          <w:rFonts w:ascii="Times New Roman" w:hAnsi="Times New Roman" w:cs="Times New Roman"/>
-        </w:rPr>
-        <w:t xml:space="preserve">. The </w:t>
-      </w:r>
-      <w:r>
-        <w:rPr>
-          <w:rFonts w:ascii="Times New Roman" w:hAnsi="Times New Roman" w:cs="Times New Roman" w:hint="cs"/>
-          <w:rtl/>
-        </w:rPr>
-        <w:t>קושיה</w:t>
-      </w:r>
-      <w:r>
-        <w:rPr>
-          <w:rFonts w:ascii="Times New Roman" w:hAnsi="Times New Roman" w:cs="Times New Roman"/>
-        </w:rPr>
-        <w:t xml:space="preserve"> arises: why does it say </w:t>
-      </w:r>
-      <w:r>
-        <w:rPr>
-          <w:rFonts w:ascii="Times New Roman" w:hAnsi="Times New Roman" w:cs="Times New Roman" w:hint="cs"/>
-          <w:rtl/>
-        </w:rPr>
-        <w:t>אילן</w:t>
-      </w:r>
-      <w:r>
-        <w:rPr>
-          <w:rFonts w:ascii="Times New Roman" w:hAnsi="Times New Roman" w:cs="Times New Roman"/>
-        </w:rPr>
-        <w:t xml:space="preserve"> in the singular when it should say </w:t>
-      </w:r>
-      <w:r>
-        <w:rPr>
-          <w:rFonts w:ascii="Times New Roman" w:hAnsi="Times New Roman" w:cs="Times New Roman" w:hint="cs"/>
-          <w:rtl/>
-        </w:rPr>
-        <w:t>אילנות</w:t>
-      </w:r>
-      <w:r>
-        <w:rPr>
-          <w:rFonts w:ascii="Times New Roman" w:hAnsi="Times New Roman" w:cs="Times New Roman"/>
-        </w:rPr>
-        <w:t xml:space="preserve">, in plural? All the other </w:t>
-      </w:r>
-      <w:r>
-        <w:rPr>
-          <w:rFonts w:ascii="Times New Roman" w:hAnsi="Times New Roman" w:cs="Times New Roman" w:hint="cs"/>
-          <w:rtl/>
-        </w:rPr>
-        <w:t>ראש</w:t>
-      </w:r>
-      <w:r>
-        <w:rPr>
-          <w:rFonts w:ascii="Times New Roman" w:hAnsi="Times New Roman" w:cs="Times New Roman"/>
-          <w:rtl/>
-        </w:rPr>
-        <w:t xml:space="preserve"> </w:t>
-      </w:r>
-      <w:r>
-        <w:rPr>
-          <w:rFonts w:ascii="Times New Roman" w:hAnsi="Times New Roman" w:cs="Times New Roman" w:hint="cs"/>
-          <w:rtl/>
-        </w:rPr>
-        <w:t xml:space="preserve">השנה </w:t>
-      </w:r>
-      <w:r>
-        <w:rPr>
-          <w:rFonts w:ascii="Times New Roman" w:hAnsi="Times New Roman" w:cs="Times New Roman"/>
-        </w:rPr>
-        <w:t xml:space="preserve">s mentioned, such as </w:t>
-      </w:r>
-      <w:r>
-        <w:rPr>
-          <w:rFonts w:ascii="Times New Roman" w:hAnsi="Times New Roman" w:cs="Times New Roman" w:hint="cs"/>
-          <w:rtl/>
-        </w:rPr>
-        <w:t>למלכים</w:t>
-      </w:r>
-      <w:r>
-        <w:rPr>
-          <w:rFonts w:ascii="Times New Roman" w:hAnsi="Times New Roman" w:cs="Times New Roman"/>
-          <w:rtl/>
-        </w:rPr>
-        <w:t xml:space="preserve">, </w:t>
-      </w:r>
-      <w:r>
-        <w:rPr>
-          <w:rFonts w:ascii="Times New Roman" w:hAnsi="Times New Roman" w:cs="Times New Roman" w:hint="cs"/>
-          <w:rtl/>
-        </w:rPr>
-        <w:t>לשמיטות</w:t>
-      </w:r>
-      <w:r>
-        <w:rPr>
-          <w:rFonts w:ascii="Times New Roman" w:hAnsi="Times New Roman" w:cs="Times New Roman"/>
-          <w:rtl/>
-        </w:rPr>
-        <w:t xml:space="preserve">, </w:t>
+        <w:t>לשמטין</w:t>
+      </w:r>
+      <w:r>
+        <w:rPr>
+          <w:rFonts w:ascii="Times New Roman" w:hAnsi="Times New Roman" w:cs="Times New Roman"/>
+        </w:rPr>
+        <w:t>,</w:t>
+      </w:r>
+      <w:r>
+        <w:rPr>
+          <w:rFonts w:ascii="Times New Roman" w:hAnsi="Times New Roman" w:cs="Times New Roman"/>
+        </w:rPr>
+        <w:t xml:space="preserve"> </w:t>
       </w:r>
       <w:r>
         <w:rPr>
@@ -581,7 +576,13 @@
         <w:rPr>
           <w:rFonts w:ascii="Times New Roman" w:hAnsi="Times New Roman" w:cs="Times New Roman"/>
         </w:rPr>
-        <w:t>, are in plural</w:t>
+        <w:t xml:space="preserve"> </w:t>
+      </w:r>
+      <w:r>
+        <w:rPr>
+          <w:rFonts w:ascii="Times New Roman" w:hAnsi="Times New Roman" w:cs="Times New Roman"/>
+        </w:rPr>
+        <w:t>are in plural</w:t>
       </w:r>
       <w:r>
         <w:rPr>
@@ -614,7 +615,7 @@
         <w:rPr>
           <w:rFonts w:ascii="Times New Roman" w:hAnsi="Times New Roman" w:cs="Times New Roman"/>
         </w:rPr>
-        <w:t xml:space="preserve"> brought by </w:t>
+        <w:t xml:space="preserve"> brought by</w:t>
       </w:r>
       <w:r>
         <w:rPr>
@@ -642,6 +643,12 @@
           <w:rFonts w:ascii="Times New Roman" w:hAnsi="Times New Roman" w:cs="Times New Roman"/>
           <w:rtl/>
         </w:rPr>
+        <w:t xml:space="preserve"> </w:t>
+      </w:r>
+      <w:r>
+        <w:rPr>
+          <w:rFonts w:ascii="Times New Roman" w:hAnsi="Times New Roman" w:cs="Times New Roman"/>
+        </w:rPr>
         <w:t xml:space="preserve">, </w:t>
       </w:r>
       <w:r>
@@ -919,28 +926,7 @@
         <w:rPr>
           <w:rFonts w:ascii="Times New Roman" w:hAnsi="Times New Roman" w:cs="Times New Roman"/>
         </w:rPr>
-        <w:t xml:space="preserve">. </w:t>
-      </w:r>
-      <w:proofErr w:type="gramStart"/>
-      <w:r>
-        <w:rPr>
-          <w:rFonts w:ascii="Times New Roman" w:hAnsi="Times New Roman" w:cs="Times New Roman"/>
-        </w:rPr>
-        <w:t xml:space="preserve">When a person </w:t>
-      </w:r>
-      <w:proofErr w:type="spellStart"/>
-      <w:r>
-        <w:rPr>
-          <w:rFonts w:ascii="Times New Roman" w:hAnsi="Times New Roman" w:cs="Times New Roman"/>
-        </w:rPr>
-        <w:t>davens</w:t>
-      </w:r>
-      <w:proofErr w:type="spellEnd"/>
-      <w:r>
-        <w:rPr>
-          <w:rFonts w:ascii="Times New Roman" w:hAnsi="Times New Roman" w:cs="Times New Roman"/>
-        </w:rPr>
-        <w:t xml:space="preserve"> on </w:t>
+        <w:t xml:space="preserve">. When a person davens on </w:t>
       </w:r>
       <w:r>
         <w:rPr>
@@ -995,7 +981,6 @@
         </w:rPr>
         <w:t xml:space="preserve"> for that year.</w:t>
       </w:r>
-      <w:proofErr w:type="gramEnd"/>
     </w:p>
     <w:p>
       <w:pPr>
@@ -1059,35 +1044,7 @@
         <w:rPr>
           <w:rFonts w:ascii="Times New Roman" w:hAnsi="Times New Roman" w:cs="Times New Roman"/>
         </w:rPr>
-        <w:t xml:space="preserve"> </w:t>
-      </w:r>
-      <w:proofErr w:type="spellStart"/>
-      <w:r>
-        <w:rPr>
-          <w:rFonts w:ascii="Times New Roman" w:hAnsi="Times New Roman" w:cs="Times New Roman"/>
-        </w:rPr>
-        <w:t>Elimelech</w:t>
-      </w:r>
-      <w:proofErr w:type="spellEnd"/>
-      <w:r>
-        <w:rPr>
-          <w:rFonts w:ascii="Times New Roman" w:hAnsi="Times New Roman" w:cs="Times New Roman"/>
-        </w:rPr>
-        <w:t xml:space="preserve"> </w:t>
-      </w:r>
-      <w:proofErr w:type="spellStart"/>
-      <w:r>
-        <w:rPr>
-          <w:rFonts w:ascii="Times New Roman" w:hAnsi="Times New Roman" w:cs="Times New Roman"/>
-        </w:rPr>
-        <w:t>Biderman</w:t>
-      </w:r>
-      <w:proofErr w:type="spellEnd"/>
-      <w:r>
-        <w:rPr>
-          <w:rFonts w:ascii="Times New Roman" w:hAnsi="Times New Roman" w:cs="Times New Roman"/>
-        </w:rPr>
-        <w:t xml:space="preserve"> offers an insightful perspective. He explains that </w:t>
+        <w:t xml:space="preserve"> Elimelech Biderman offers an insightful perspective. He explains that</w:t>
       </w:r>
       <w:r>
         <w:rPr>
@@ -1175,7 +1132,7 @@
           <w:rFonts w:ascii="Times New Roman" w:hAnsi="Times New Roman" w:cs="Times New Roman" w:hint="cs"/>
           <w:rtl/>
         </w:rPr>
-        <w:t>קושיה</w:t>
+        <w:t>קשיא</w:t>
       </w:r>
       <w:r>
         <w:rPr>
@@ -1234,7 +1191,19 @@
         <w:rPr>
           <w:rFonts w:ascii="Times New Roman" w:hAnsi="Times New Roman" w:cs="Times New Roman"/>
         </w:rPr>
-        <w:t>. In the middle of winter, there is no visible difference in the trees. So, what are we celebrating on this particular day?</w:t>
+        <w:t xml:space="preserve">. In the middle of winter, there is no visible difference in the trees. </w:t>
+      </w:r>
+      <w:r>
+        <w:rPr>
+          <w:rFonts w:ascii="Times New Roman" w:hAnsi="Times New Roman" w:cs="Times New Roman"/>
+        </w:rPr>
+        <w:t>W</w:t>
+      </w:r>
+      <w:r>
+        <w:rPr>
+          <w:rFonts w:ascii="Times New Roman" w:hAnsi="Times New Roman" w:cs="Times New Roman"/>
+        </w:rPr>
+        <w:t>hat are we celebrating on this particular day?</w:t>
       </w:r>
     </w:p>
     <w:p>
@@ -1260,21 +1229,7 @@
         <w:rPr>
           <w:rFonts w:ascii="Times New Roman" w:hAnsi="Times New Roman" w:cs="Times New Roman"/>
         </w:rPr>
-        <w:t xml:space="preserve"> </w:t>
-      </w:r>
-      <w:proofErr w:type="spellStart"/>
-      <w:r>
-        <w:rPr>
-          <w:rFonts w:ascii="Times New Roman" w:hAnsi="Times New Roman" w:cs="Times New Roman"/>
-        </w:rPr>
-        <w:t>Biderman</w:t>
-      </w:r>
-      <w:proofErr w:type="spellEnd"/>
-      <w:r>
-        <w:rPr>
-          <w:rFonts w:ascii="Times New Roman" w:hAnsi="Times New Roman" w:cs="Times New Roman"/>
-        </w:rPr>
-        <w:t xml:space="preserve"> answers that the first buds are so tiny, almost microscopic, that we cannot see them. This hidden rebirth is what makes the day special. We celebrate not what we see but what we believe. </w:t>
+        <w:t xml:space="preserve"> Biderman answers that the first buds are so tiny, almost microscopic, that we cannot see them. This hidden rebirth is what makes the day special. We celebrate not what we see but what we believe. </w:t>
       </w:r>
       <w:r>
         <w:rPr>
@@ -1546,21 +1501,7 @@
         <w:rPr>
           <w:rFonts w:ascii="Times New Roman" w:hAnsi="Times New Roman" w:cs="Times New Roman"/>
         </w:rPr>
-        <w:t xml:space="preserve">The </w:t>
-      </w:r>
-      <w:proofErr w:type="spellStart"/>
-      <w:r>
-        <w:rPr>
-          <w:rFonts w:ascii="Times New Roman" w:hAnsi="Times New Roman" w:cs="Times New Roman"/>
-        </w:rPr>
-        <w:t>Sanzer</w:t>
-      </w:r>
-      <w:proofErr w:type="spellEnd"/>
-      <w:r>
-        <w:rPr>
-          <w:rFonts w:ascii="Times New Roman" w:hAnsi="Times New Roman" w:cs="Times New Roman"/>
-        </w:rPr>
-        <w:t xml:space="preserve"> Rav points out another fascinating aspect, highlighted by R</w:t>
+        <w:t>The Sanzer Rav points out another fascinating aspect, highlighted by R</w:t>
       </w:r>
       <w:r>
         <w:rPr>
@@ -1572,21 +1513,7 @@
         <w:rPr>
           <w:rFonts w:ascii="Times New Roman" w:hAnsi="Times New Roman" w:cs="Times New Roman"/>
         </w:rPr>
-        <w:t xml:space="preserve"> </w:t>
-      </w:r>
-      <w:proofErr w:type="spellStart"/>
-      <w:r>
-        <w:rPr>
-          <w:rFonts w:ascii="Times New Roman" w:hAnsi="Times New Roman" w:cs="Times New Roman"/>
-        </w:rPr>
-        <w:t>Biderman</w:t>
-      </w:r>
-      <w:proofErr w:type="spellEnd"/>
-      <w:r>
-        <w:rPr>
-          <w:rFonts w:ascii="Times New Roman" w:hAnsi="Times New Roman" w:cs="Times New Roman"/>
-        </w:rPr>
-        <w:t xml:space="preserve">: from </w:t>
+        <w:t xml:space="preserve"> Biderman: from </w:t>
       </w:r>
       <w:r>
         <w:rPr>
@@ -1697,12 +1624,19 @@
         </w:rPr>
         <w:t>, followed by</w:t>
       </w:r>
-      <w:r>
-        <w:rPr>
-          <w:rFonts w:ascii="Times New Roman" w:hAnsi="Times New Roman" w:cs="Times New Roman"/>
-        </w:rPr>
-        <w:t xml:space="preserve"> </w:t>
-      </w:r>
+    </w:p>
+    <w:p>
+      <w:pPr>
+        <w:pStyle w:val="ListParagraph"/>
+        <w:numPr>
+          <w:ilvl w:val="0"/>
+          <w:numId w:val="1"/>
+        </w:numPr>
+        <w:jc w:val="both"/>
+        <w:rPr>
+          <w:rFonts w:ascii="Times New Roman" w:hAnsi="Times New Roman" w:cs="Times New Roman"/>
+        </w:rPr>
+      </w:pPr>
       <w:r>
         <w:rPr>
           <w:rFonts w:ascii="Times New Roman" w:hAnsi="Times New Roman" w:cs="Times New Roman" w:hint="cs"/>
@@ -1738,26 +1672,39 @@
         </w:rPr>
         <w:t>אדר</w:t>
       </w:r>
-      <w:r>
-        <w:rPr>
-          <w:rFonts w:ascii="Times New Roman" w:hAnsi="Times New Roman" w:cs="Times New Roman"/>
-        </w:rPr>
-        <w:t>,</w:t>
-      </w:r>
-      <w:r>
-        <w:rPr>
-          <w:rFonts w:ascii="Times New Roman" w:hAnsi="Times New Roman" w:cs="Times New Roman" w:hint="cs"/>
-          <w:rtl/>
-        </w:rPr>
-        <w:t xml:space="preserve"> פורים</w:t>
-      </w:r>
-      <w:proofErr w:type="gramStart"/>
-      <w:r>
-        <w:rPr>
-          <w:rFonts w:ascii="Times New Roman" w:hAnsi="Times New Roman" w:cs="Times New Roman"/>
-        </w:rPr>
-        <w:t>,</w:t>
-      </w:r>
+    </w:p>
+    <w:p>
+      <w:pPr>
+        <w:pStyle w:val="ListParagraph"/>
+        <w:numPr>
+          <w:ilvl w:val="0"/>
+          <w:numId w:val="1"/>
+        </w:numPr>
+        <w:jc w:val="both"/>
+        <w:rPr>
+          <w:rFonts w:ascii="Times New Roman" w:hAnsi="Times New Roman" w:cs="Times New Roman"/>
+        </w:rPr>
+      </w:pPr>
+      <w:r>
+        <w:rPr>
+          <w:rFonts w:ascii="Times New Roman" w:hAnsi="Times New Roman" w:cs="Times New Roman" w:hint="cs"/>
+          <w:rtl/>
+        </w:rPr>
+        <w:t>פורים</w:t>
+      </w:r>
+    </w:p>
+    <w:p>
+      <w:pPr>
+        <w:pStyle w:val="ListParagraph"/>
+        <w:numPr>
+          <w:ilvl w:val="0"/>
+          <w:numId w:val="1"/>
+        </w:numPr>
+        <w:jc w:val="both"/>
+        <w:rPr>
+          <w:rFonts w:ascii="Times New Roman" w:hAnsi="Times New Roman" w:cs="Times New Roman"/>
+        </w:rPr>
+      </w:pPr>
       <w:r>
         <w:rPr>
           <w:rFonts w:ascii="Times New Roman" w:hAnsi="Times New Roman" w:cs="Times New Roman" w:hint="cs"/>
@@ -1765,7 +1712,6 @@
         </w:rPr>
         <w:t>ראש</w:t>
       </w:r>
-      <w:proofErr w:type="gramEnd"/>
       <w:r>
         <w:rPr>
           <w:rFonts w:ascii="Times New Roman" w:hAnsi="Times New Roman" w:cs="Times New Roman"/>
@@ -1794,19 +1740,19 @@
         </w:rPr>
         <w:t>ניסן</w:t>
       </w:r>
-      <w:r>
-        <w:rPr>
-          <w:rFonts w:ascii="Times New Roman" w:hAnsi="Times New Roman" w:cs="Times New Roman"/>
-          <w:rtl/>
-        </w:rPr>
-        <w:t xml:space="preserve"> </w:t>
-      </w:r>
-      <w:r>
-        <w:rPr>
-          <w:rFonts w:ascii="Times New Roman" w:hAnsi="Times New Roman" w:cs="Times New Roman"/>
-        </w:rPr>
-        <w:t>,</w:t>
-      </w:r>
+    </w:p>
+    <w:p>
+      <w:pPr>
+        <w:pStyle w:val="ListParagraph"/>
+        <w:numPr>
+          <w:ilvl w:val="0"/>
+          <w:numId w:val="1"/>
+        </w:numPr>
+        <w:jc w:val="both"/>
+        <w:rPr>
+          <w:rFonts w:ascii="Times New Roman" w:hAnsi="Times New Roman" w:cs="Times New Roman"/>
+        </w:rPr>
+      </w:pPr>
       <w:r>
         <w:rPr>
           <w:rFonts w:ascii="Times New Roman" w:hAnsi="Times New Roman" w:cs="Times New Roman" w:hint="cs"/>
@@ -1814,19 +1760,19 @@
         </w:rPr>
         <w:t>פסח</w:t>
       </w:r>
-      <w:r>
-        <w:rPr>
-          <w:rFonts w:ascii="Times New Roman" w:hAnsi="Times New Roman" w:cs="Times New Roman"/>
-          <w:rtl/>
-        </w:rPr>
-        <w:t xml:space="preserve"> </w:t>
-      </w:r>
-      <w:r>
-        <w:rPr>
-          <w:rFonts w:ascii="Times New Roman" w:hAnsi="Times New Roman" w:cs="Times New Roman"/>
-        </w:rPr>
-        <w:t>,</w:t>
-      </w:r>
+    </w:p>
+    <w:p>
+      <w:pPr>
+        <w:pStyle w:val="ListParagraph"/>
+        <w:numPr>
+          <w:ilvl w:val="0"/>
+          <w:numId w:val="1"/>
+        </w:numPr>
+        <w:jc w:val="both"/>
+        <w:rPr>
+          <w:rFonts w:ascii="Times New Roman" w:hAnsi="Times New Roman" w:cs="Times New Roman"/>
+        </w:rPr>
+      </w:pPr>
       <w:r>
         <w:rPr>
           <w:rFonts w:ascii="Times New Roman" w:hAnsi="Times New Roman" w:cs="Times New Roman" w:hint="cs"/>
@@ -1862,19 +1808,19 @@
         </w:rPr>
         <w:t>אייר</w:t>
       </w:r>
-      <w:r>
-        <w:rPr>
-          <w:rFonts w:ascii="Times New Roman" w:hAnsi="Times New Roman" w:cs="Times New Roman"/>
-          <w:rtl/>
-        </w:rPr>
-        <w:t xml:space="preserve"> </w:t>
-      </w:r>
-      <w:r>
-        <w:rPr>
-          <w:rFonts w:ascii="Times New Roman" w:hAnsi="Times New Roman" w:cs="Times New Roman"/>
-        </w:rPr>
-        <w:t>,</w:t>
-      </w:r>
+    </w:p>
+    <w:p>
+      <w:pPr>
+        <w:pStyle w:val="ListParagraph"/>
+        <w:numPr>
+          <w:ilvl w:val="0"/>
+          <w:numId w:val="1"/>
+        </w:numPr>
+        <w:jc w:val="both"/>
+        <w:rPr>
+          <w:rFonts w:ascii="Times New Roman" w:hAnsi="Times New Roman" w:cs="Times New Roman"/>
+        </w:rPr>
+      </w:pPr>
       <w:r>
         <w:rPr>
           <w:rFonts w:ascii="Times New Roman" w:hAnsi="Times New Roman" w:cs="Times New Roman" w:hint="cs"/>
@@ -1896,19 +1842,19 @@
         </w:rPr>
         <w:t>שני</w:t>
       </w:r>
-      <w:r>
-        <w:rPr>
-          <w:rFonts w:ascii="Times New Roman" w:hAnsi="Times New Roman" w:cs="Times New Roman"/>
-          <w:rtl/>
-        </w:rPr>
-        <w:t xml:space="preserve"> </w:t>
-      </w:r>
-      <w:r>
-        <w:rPr>
-          <w:rFonts w:ascii="Times New Roman" w:hAnsi="Times New Roman" w:cs="Times New Roman"/>
-        </w:rPr>
-        <w:t xml:space="preserve">, </w:t>
-      </w:r>
+    </w:p>
+    <w:p>
+      <w:pPr>
+        <w:pStyle w:val="ListParagraph"/>
+        <w:numPr>
+          <w:ilvl w:val="0"/>
+          <w:numId w:val="1"/>
+        </w:numPr>
+        <w:jc w:val="both"/>
+        <w:rPr>
+          <w:rFonts w:ascii="Times New Roman" w:hAnsi="Times New Roman" w:cs="Times New Roman"/>
+        </w:rPr>
+      </w:pPr>
       <w:r>
         <w:rPr>
           <w:rFonts w:ascii="Times New Roman" w:hAnsi="Times New Roman" w:cs="Times New Roman" w:hint="cs"/>
@@ -1930,12 +1876,19 @@
         </w:rPr>
         <w:t>בעומר</w:t>
       </w:r>
-      <w:r>
-        <w:rPr>
-          <w:rFonts w:ascii="Times New Roman" w:hAnsi="Times New Roman" w:cs="Times New Roman"/>
-        </w:rPr>
-        <w:t xml:space="preserve">, </w:t>
-      </w:r>
+    </w:p>
+    <w:p>
+      <w:pPr>
+        <w:pStyle w:val="ListParagraph"/>
+        <w:numPr>
+          <w:ilvl w:val="0"/>
+          <w:numId w:val="1"/>
+        </w:numPr>
+        <w:jc w:val="both"/>
+        <w:rPr>
+          <w:rFonts w:ascii="Times New Roman" w:hAnsi="Times New Roman" w:cs="Times New Roman"/>
+        </w:rPr>
+      </w:pPr>
       <w:r>
         <w:rPr>
           <w:rFonts w:ascii="Times New Roman" w:hAnsi="Times New Roman" w:cs="Times New Roman" w:hint="cs"/>
@@ -1971,12 +1924,19 @@
         </w:rPr>
         <w:t>סיון</w:t>
       </w:r>
-      <w:r>
-        <w:rPr>
-          <w:rFonts w:ascii="Times New Roman" w:hAnsi="Times New Roman" w:cs="Times New Roman"/>
-        </w:rPr>
-        <w:t xml:space="preserve">, and </w:t>
-      </w:r>
+    </w:p>
+    <w:p>
+      <w:pPr>
+        <w:pStyle w:val="ListParagraph"/>
+        <w:numPr>
+          <w:ilvl w:val="0"/>
+          <w:numId w:val="1"/>
+        </w:numPr>
+        <w:jc w:val="both"/>
+        <w:rPr>
+          <w:rFonts w:ascii="Times New Roman" w:hAnsi="Times New Roman" w:cs="Times New Roman"/>
+        </w:rPr>
+      </w:pPr>
       <w:r>
         <w:rPr>
           <w:rFonts w:ascii="Times New Roman" w:hAnsi="Times New Roman" w:cs="Times New Roman" w:hint="cs"/>
@@ -1984,6 +1944,285 @@
         </w:rPr>
         <w:t>שבועות</w:t>
       </w:r>
+    </w:p>
+    <w:p>
+      <w:pPr>
+        <w:jc w:val="both"/>
+        <w:rPr>
+          <w:rFonts w:ascii="Times New Roman" w:hAnsi="Times New Roman" w:cs="Times New Roman"/>
+        </w:rPr>
+      </w:pPr>
+      <w:r>
+        <w:rPr>
+          <w:rFonts w:ascii="Times New Roman" w:hAnsi="Times New Roman" w:cs="Times New Roman"/>
+        </w:rPr>
+        <w:t>There</w:t>
+      </w:r>
+      <w:r>
+        <w:rPr>
+          <w:rFonts w:ascii="Times New Roman" w:hAnsi="Times New Roman" w:cs="Times New Roman"/>
+        </w:rPr>
+        <w:t>’</w:t>
+      </w:r>
+      <w:r>
+        <w:rPr>
+          <w:rFonts w:ascii="Times New Roman" w:hAnsi="Times New Roman" w:cs="Times New Roman"/>
+        </w:rPr>
+        <w:t>s so much going on, that we</w:t>
+      </w:r>
+      <w:r>
+        <w:rPr>
+          <w:rFonts w:ascii="Times New Roman" w:hAnsi="Times New Roman" w:cs="Times New Roman"/>
+        </w:rPr>
+        <w:t>’</w:t>
+      </w:r>
+      <w:r>
+        <w:rPr>
+          <w:rFonts w:ascii="Times New Roman" w:hAnsi="Times New Roman" w:cs="Times New Roman"/>
+        </w:rPr>
+        <w:t xml:space="preserve">re renewing our </w:t>
+      </w:r>
+      <w:r>
+        <w:rPr>
+          <w:rFonts w:ascii="Times New Roman" w:hAnsi="Times New Roman" w:cs="Times New Roman" w:hint="cs"/>
+          <w:rtl/>
+        </w:rPr>
+        <w:t>אמונה</w:t>
+      </w:r>
+      <w:r>
+        <w:rPr>
+          <w:rFonts w:ascii="Times New Roman" w:hAnsi="Times New Roman" w:cs="Times New Roman"/>
+        </w:rPr>
+        <w:t>. Even though it</w:t>
+      </w:r>
+      <w:r>
+        <w:rPr>
+          <w:rFonts w:ascii="Times New Roman" w:hAnsi="Times New Roman" w:cs="Times New Roman"/>
+        </w:rPr>
+        <w:t>’</w:t>
+      </w:r>
+      <w:r>
+        <w:rPr>
+          <w:rFonts w:ascii="Times New Roman" w:hAnsi="Times New Roman" w:cs="Times New Roman"/>
+        </w:rPr>
+        <w:t>s a cold winter day, we</w:t>
+      </w:r>
+      <w:r>
+        <w:rPr>
+          <w:rFonts w:ascii="Times New Roman" w:hAnsi="Times New Roman" w:cs="Times New Roman"/>
+        </w:rPr>
+        <w:t>’</w:t>
+      </w:r>
+      <w:r>
+        <w:rPr>
+          <w:rFonts w:ascii="Times New Roman" w:hAnsi="Times New Roman" w:cs="Times New Roman"/>
+        </w:rPr>
+        <w:t>re starting with this. Now that</w:t>
+      </w:r>
+      <w:r>
+        <w:rPr>
+          <w:rFonts w:ascii="Times New Roman" w:hAnsi="Times New Roman" w:cs="Times New Roman"/>
+        </w:rPr>
+        <w:t>’</w:t>
+      </w:r>
+      <w:r>
+        <w:rPr>
+          <w:rFonts w:ascii="Times New Roman" w:hAnsi="Times New Roman" w:cs="Times New Roman"/>
+        </w:rPr>
+        <w:t xml:space="preserve">s a fascinating concept. One can get depressed when </w:t>
+      </w:r>
+      <w:r>
+        <w:rPr>
+          <w:rFonts w:ascii="Times New Roman" w:hAnsi="Times New Roman" w:cs="Times New Roman"/>
+        </w:rPr>
+        <w:t>thinking</w:t>
+      </w:r>
+      <w:r>
+        <w:rPr>
+          <w:rFonts w:ascii="Times New Roman" w:hAnsi="Times New Roman" w:cs="Times New Roman"/>
+        </w:rPr>
+        <w:t xml:space="preserve"> about the summer months. We think about </w:t>
+      </w:r>
+      <w:r>
+        <w:rPr>
+          <w:rFonts w:ascii="Times New Roman" w:hAnsi="Times New Roman" w:cs="Times New Roman" w:hint="cs"/>
+          <w:rtl/>
+        </w:rPr>
+        <w:t>שבעה</w:t>
+      </w:r>
+      <w:r>
+        <w:rPr>
+          <w:rFonts w:ascii="Times New Roman" w:hAnsi="Times New Roman" w:cs="Times New Roman"/>
+          <w:rtl/>
+        </w:rPr>
+        <w:t xml:space="preserve"> </w:t>
+      </w:r>
+      <w:r>
+        <w:rPr>
+          <w:rFonts w:ascii="Times New Roman" w:hAnsi="Times New Roman" w:cs="Times New Roman" w:hint="cs"/>
+          <w:rtl/>
+        </w:rPr>
+        <w:t>עשר</w:t>
+      </w:r>
+      <w:r>
+        <w:rPr>
+          <w:rFonts w:ascii="Times New Roman" w:hAnsi="Times New Roman" w:cs="Times New Roman"/>
+          <w:rtl/>
+        </w:rPr>
+        <w:t xml:space="preserve"> </w:t>
+      </w:r>
+      <w:r>
+        <w:rPr>
+          <w:rFonts w:ascii="Times New Roman" w:hAnsi="Times New Roman" w:cs="Times New Roman" w:hint="cs"/>
+          <w:rtl/>
+        </w:rPr>
+        <w:t>בתמוז</w:t>
+      </w:r>
+      <w:r>
+        <w:rPr>
+          <w:rFonts w:ascii="Times New Roman" w:hAnsi="Times New Roman" w:cs="Times New Roman"/>
+        </w:rPr>
+        <w:t xml:space="preserve">, and even before that, </w:t>
+      </w:r>
+      <w:r>
+        <w:rPr>
+          <w:rFonts w:ascii="Times New Roman" w:hAnsi="Times New Roman" w:cs="Times New Roman" w:hint="cs"/>
+          <w:rtl/>
+        </w:rPr>
+        <w:t>עשרה</w:t>
+      </w:r>
+      <w:r>
+        <w:rPr>
+          <w:rFonts w:ascii="Times New Roman" w:hAnsi="Times New Roman" w:cs="Times New Roman"/>
+          <w:rtl/>
+        </w:rPr>
+        <w:t xml:space="preserve"> </w:t>
+      </w:r>
+      <w:r>
+        <w:rPr>
+          <w:rFonts w:ascii="Times New Roman" w:hAnsi="Times New Roman" w:cs="Times New Roman" w:hint="cs"/>
+          <w:rtl/>
+        </w:rPr>
+        <w:t>בטבת</w:t>
+      </w:r>
+      <w:r>
+        <w:rPr>
+          <w:rFonts w:ascii="Times New Roman" w:hAnsi="Times New Roman" w:cs="Times New Roman"/>
+        </w:rPr>
+        <w:t xml:space="preserve">, which we just had. Why is </w:t>
+      </w:r>
+      <w:r>
+        <w:rPr>
+          <w:rFonts w:ascii="Times New Roman" w:hAnsi="Times New Roman" w:cs="Times New Roman" w:hint="cs"/>
+          <w:rtl/>
+        </w:rPr>
+        <w:t>עשרה</w:t>
+      </w:r>
+      <w:r>
+        <w:rPr>
+          <w:rFonts w:ascii="Times New Roman" w:hAnsi="Times New Roman" w:cs="Times New Roman"/>
+          <w:rtl/>
+        </w:rPr>
+        <w:t xml:space="preserve"> </w:t>
+      </w:r>
+      <w:r>
+        <w:rPr>
+          <w:rFonts w:ascii="Times New Roman" w:hAnsi="Times New Roman" w:cs="Times New Roman" w:hint="cs"/>
+          <w:rtl/>
+        </w:rPr>
+        <w:t>בטבת</w:t>
+      </w:r>
+      <w:r>
+        <w:rPr>
+          <w:rFonts w:ascii="Times New Roman" w:hAnsi="Times New Roman" w:cs="Times New Roman"/>
+        </w:rPr>
+        <w:t xml:space="preserve"> the only </w:t>
+      </w:r>
+      <w:r>
+        <w:rPr>
+          <w:rFonts w:ascii="Times New Roman" w:hAnsi="Times New Roman" w:cs="Times New Roman" w:hint="cs"/>
+          <w:rtl/>
+        </w:rPr>
+        <w:t>תענית</w:t>
+      </w:r>
+      <w:r>
+        <w:rPr>
+          <w:rFonts w:ascii="Times New Roman" w:hAnsi="Times New Roman" w:cs="Times New Roman"/>
+        </w:rPr>
+        <w:t xml:space="preserve"> that can come out on a Friday? None of the others can come out on a Friday. They</w:t>
+      </w:r>
+      <w:r>
+        <w:rPr>
+          <w:rFonts w:ascii="Times New Roman" w:hAnsi="Times New Roman" w:cs="Times New Roman"/>
+        </w:rPr>
+        <w:t>’</w:t>
+      </w:r>
+      <w:r>
+        <w:rPr>
+          <w:rFonts w:ascii="Times New Roman" w:hAnsi="Times New Roman" w:cs="Times New Roman"/>
+        </w:rPr>
+        <w:t xml:space="preserve">re always </w:t>
+      </w:r>
+      <w:r>
+        <w:rPr>
+          <w:rFonts w:ascii="Times New Roman" w:hAnsi="Times New Roman" w:cs="Times New Roman" w:hint="cs"/>
+          <w:rtl/>
+        </w:rPr>
+        <w:t>נדחה</w:t>
+      </w:r>
+      <w:r>
+        <w:rPr>
+          <w:rFonts w:ascii="Times New Roman" w:hAnsi="Times New Roman" w:cs="Times New Roman"/>
+        </w:rPr>
+        <w:t xml:space="preserve">. But </w:t>
+      </w:r>
+      <w:r>
+        <w:rPr>
+          <w:rFonts w:ascii="Times New Roman" w:hAnsi="Times New Roman" w:cs="Times New Roman" w:hint="cs"/>
+          <w:rtl/>
+        </w:rPr>
+        <w:t>עשרה</w:t>
+      </w:r>
+      <w:r>
+        <w:rPr>
+          <w:rFonts w:ascii="Times New Roman" w:hAnsi="Times New Roman" w:cs="Times New Roman"/>
+          <w:rtl/>
+        </w:rPr>
+        <w:t xml:space="preserve"> </w:t>
+      </w:r>
+      <w:r>
+        <w:rPr>
+          <w:rFonts w:ascii="Times New Roman" w:hAnsi="Times New Roman" w:cs="Times New Roman" w:hint="cs"/>
+          <w:rtl/>
+        </w:rPr>
+        <w:t>בטבת</w:t>
+      </w:r>
+      <w:r>
+        <w:rPr>
+          <w:rFonts w:ascii="Times New Roman" w:hAnsi="Times New Roman" w:cs="Times New Roman"/>
+        </w:rPr>
+        <w:t xml:space="preserve"> can come out on Friday, because that was a </w:t>
+      </w:r>
+      <w:r>
+        <w:rPr>
+          <w:rFonts w:ascii="Times New Roman" w:hAnsi="Times New Roman" w:cs="Times New Roman" w:hint="cs"/>
+          <w:rtl/>
+        </w:rPr>
+        <w:t>התחלה</w:t>
+      </w:r>
+      <w:r>
+        <w:rPr>
+          <w:rFonts w:ascii="Times New Roman" w:hAnsi="Times New Roman" w:cs="Times New Roman"/>
+        </w:rPr>
+        <w:t xml:space="preserve">. That was that little microscopic bud that started the </w:t>
+      </w:r>
+      <w:r>
+        <w:rPr>
+          <w:rFonts w:ascii="Times New Roman" w:hAnsi="Times New Roman" w:cs="Times New Roman" w:hint="cs"/>
+          <w:rtl/>
+        </w:rPr>
+        <w:t>חרבן</w:t>
+      </w:r>
       <w:r>
         <w:rPr>
           <w:rFonts w:ascii="Times New Roman" w:hAnsi="Times New Roman" w:cs="Times New Roman"/>
@@ -1994,7 +2233,94 @@
         <w:rPr>
           <w:rFonts w:ascii="Times New Roman" w:hAnsi="Times New Roman" w:cs="Times New Roman"/>
         </w:rPr>
-        <w:t xml:space="preserve">There’s so much going on, that we’re renewing our </w:t>
+        <w:t>T</w:t>
+      </w:r>
+      <w:r>
+        <w:rPr>
+          <w:rFonts w:ascii="Times New Roman" w:hAnsi="Times New Roman" w:cs="Times New Roman"/>
+        </w:rPr>
+        <w:t xml:space="preserve">o counteract that, </w:t>
+      </w:r>
+      <w:r>
+        <w:rPr>
+          <w:rFonts w:ascii="Times New Roman" w:hAnsi="Times New Roman" w:cs="Times New Roman" w:hint="cs"/>
+          <w:rtl/>
+        </w:rPr>
+        <w:t>פּונקט</w:t>
+      </w:r>
+      <w:r>
+        <w:rPr>
+          <w:rFonts w:ascii="Times New Roman" w:hAnsi="Times New Roman" w:cs="Times New Roman"/>
+          <w:rtl/>
+        </w:rPr>
+        <w:t xml:space="preserve"> </w:t>
+      </w:r>
+      <w:r>
+        <w:rPr>
+          <w:rFonts w:ascii="Times New Roman" w:hAnsi="Times New Roman" w:cs="Times New Roman" w:hint="cs"/>
+          <w:rtl/>
+        </w:rPr>
+        <w:t>פאַרקערט</w:t>
+      </w:r>
+      <w:r>
+        <w:rPr>
+          <w:rFonts w:ascii="Times New Roman" w:hAnsi="Times New Roman" w:cs="Times New Roman"/>
+        </w:rPr>
+        <w:t xml:space="preserve">, we have these </w:t>
+      </w:r>
+      <w:r>
+        <w:rPr>
+          <w:rFonts w:ascii="Times New Roman" w:hAnsi="Times New Roman" w:cs="Times New Roman" w:hint="cs"/>
+          <w:rtl/>
+        </w:rPr>
+        <w:t>ימים</w:t>
+      </w:r>
+      <w:r>
+        <w:rPr>
+          <w:rFonts w:ascii="Times New Roman" w:hAnsi="Times New Roman" w:cs="Times New Roman"/>
+          <w:rtl/>
+        </w:rPr>
+        <w:t xml:space="preserve"> </w:t>
+      </w:r>
+      <w:r>
+        <w:rPr>
+          <w:rFonts w:ascii="Times New Roman" w:hAnsi="Times New Roman" w:cs="Times New Roman" w:hint="cs"/>
+          <w:rtl/>
+        </w:rPr>
+        <w:t>טובים</w:t>
+      </w:r>
+      <w:r>
+        <w:rPr>
+          <w:rFonts w:ascii="Times New Roman" w:hAnsi="Times New Roman" w:cs="Times New Roman"/>
+        </w:rPr>
+        <w:t xml:space="preserve"> coming up, starting with </w:t>
+      </w:r>
+      <w:r>
+        <w:rPr>
+          <w:rFonts w:ascii="Times New Roman" w:hAnsi="Times New Roman" w:cs="Times New Roman" w:hint="cs"/>
+          <w:rtl/>
+        </w:rPr>
+        <w:t>ט״ו</w:t>
+      </w:r>
+      <w:r>
+        <w:rPr>
+          <w:rFonts w:ascii="Times New Roman" w:hAnsi="Times New Roman" w:cs="Times New Roman"/>
+          <w:rtl/>
+        </w:rPr>
+        <w:t xml:space="preserve"> </w:t>
+      </w:r>
+      <w:r>
+        <w:rPr>
+          <w:rFonts w:ascii="Times New Roman" w:hAnsi="Times New Roman" w:cs="Times New Roman" w:hint="cs"/>
+          <w:rtl/>
+        </w:rPr>
+        <w:t>בשבט</w:t>
+      </w:r>
+      <w:r>
+        <w:rPr>
+          <w:rFonts w:ascii="Times New Roman" w:hAnsi="Times New Roman" w:cs="Times New Roman"/>
+        </w:rPr>
+        <w:t xml:space="preserve">. This microscopic beginning, this little bud that we cannot see, renews our </w:t>
       </w:r>
       <w:r>
         <w:rPr>
@@ -2007,365 +2333,13 @@
         <w:rPr>
           <w:rFonts w:ascii="Times New Roman" w:hAnsi="Times New Roman" w:cs="Times New Roman"/>
         </w:rPr>
-        <w:t xml:space="preserve">. Even though it’s a cold winter day, we’re starting with this. Now that’s a fascinating concept. One can get very depressed when you think about the summer months. We think about </w:t>
-      </w:r>
-      <w:r>
-        <w:rPr>
-          <w:rFonts w:ascii="Times New Roman" w:hAnsi="Times New Roman" w:cs="Times New Roman" w:hint="cs"/>
-          <w:rtl/>
-        </w:rPr>
-        <w:t>שבעה</w:t>
-      </w:r>
-      <w:r>
-        <w:rPr>
-          <w:rFonts w:ascii="Times New Roman" w:hAnsi="Times New Roman" w:cs="Times New Roman"/>
-          <w:rtl/>
-        </w:rPr>
-        <w:t xml:space="preserve"> </w:t>
-      </w:r>
-      <w:r>
-        <w:rPr>
-          <w:rFonts w:ascii="Times New Roman" w:hAnsi="Times New Roman" w:cs="Times New Roman" w:hint="cs"/>
-          <w:rtl/>
-        </w:rPr>
-        <w:t>עשר</w:t>
-      </w:r>
-      <w:r>
-        <w:rPr>
-          <w:rFonts w:ascii="Times New Roman" w:hAnsi="Times New Roman" w:cs="Times New Roman"/>
-          <w:rtl/>
-        </w:rPr>
-        <w:t xml:space="preserve"> </w:t>
-      </w:r>
-      <w:r>
-        <w:rPr>
-          <w:rFonts w:ascii="Times New Roman" w:hAnsi="Times New Roman" w:cs="Times New Roman" w:hint="cs"/>
-          <w:rtl/>
-        </w:rPr>
-        <w:t>בתמוז</w:t>
-      </w:r>
-      <w:r>
-        <w:rPr>
-          <w:rFonts w:ascii="Times New Roman" w:hAnsi="Times New Roman" w:cs="Times New Roman"/>
-        </w:rPr>
-        <w:t xml:space="preserve">, </w:t>
-      </w:r>
-      <w:r>
-        <w:rPr>
-          <w:rFonts w:ascii="Times New Roman" w:hAnsi="Times New Roman" w:cs="Times New Roman"/>
-        </w:rPr>
-        <w:t xml:space="preserve">and even </w:t>
-      </w:r>
-      <w:r>
-        <w:rPr>
-          <w:rFonts w:ascii="Times New Roman" w:hAnsi="Times New Roman" w:cs="Times New Roman"/>
-        </w:rPr>
-        <w:t xml:space="preserve">before that even, </w:t>
-      </w:r>
-      <w:r>
-        <w:rPr>
-          <w:rFonts w:ascii="Times New Roman" w:hAnsi="Times New Roman" w:cs="Times New Roman" w:hint="cs"/>
-          <w:rtl/>
-        </w:rPr>
-        <w:t>עשרה</w:t>
-      </w:r>
-      <w:r>
-        <w:rPr>
-          <w:rFonts w:ascii="Times New Roman" w:hAnsi="Times New Roman" w:cs="Times New Roman"/>
-          <w:rtl/>
-        </w:rPr>
-        <w:t xml:space="preserve"> </w:t>
-      </w:r>
-      <w:r>
-        <w:rPr>
-          <w:rFonts w:ascii="Times New Roman" w:hAnsi="Times New Roman" w:cs="Times New Roman" w:hint="cs"/>
-          <w:rtl/>
-        </w:rPr>
-        <w:t>בטבת</w:t>
-      </w:r>
-      <w:r>
-        <w:rPr>
-          <w:rFonts w:ascii="Times New Roman" w:hAnsi="Times New Roman" w:cs="Times New Roman"/>
-        </w:rPr>
-        <w:t xml:space="preserve">, which we just had. Why is </w:t>
-      </w:r>
-      <w:r>
-        <w:rPr>
-          <w:rFonts w:ascii="Times New Roman" w:hAnsi="Times New Roman" w:cs="Times New Roman" w:hint="cs"/>
-          <w:rtl/>
-        </w:rPr>
-        <w:t>עשרה</w:t>
-      </w:r>
-      <w:r>
-        <w:rPr>
-          <w:rFonts w:ascii="Times New Roman" w:hAnsi="Times New Roman" w:cs="Times New Roman"/>
-          <w:rtl/>
-        </w:rPr>
-        <w:t xml:space="preserve"> </w:t>
-      </w:r>
-      <w:r>
-        <w:rPr>
-          <w:rFonts w:ascii="Times New Roman" w:hAnsi="Times New Roman" w:cs="Times New Roman" w:hint="cs"/>
-          <w:rtl/>
-        </w:rPr>
-        <w:t>בטבת</w:t>
-      </w:r>
-      <w:r>
-        <w:rPr>
-          <w:rFonts w:ascii="Times New Roman" w:hAnsi="Times New Roman" w:cs="Times New Roman"/>
-        </w:rPr>
-        <w:t xml:space="preserve"> the only </w:t>
-      </w:r>
-      <w:r>
-        <w:rPr>
-          <w:rFonts w:ascii="Times New Roman" w:hAnsi="Times New Roman" w:cs="Times New Roman" w:hint="cs"/>
-          <w:rtl/>
-        </w:rPr>
-        <w:t>תענית</w:t>
-      </w:r>
-      <w:r>
-        <w:rPr>
-          <w:rFonts w:ascii="Times New Roman" w:hAnsi="Times New Roman" w:cs="Times New Roman"/>
-        </w:rPr>
-        <w:t xml:space="preserve"> that can come out on a Friday? None of the others can come out on a Friday. They’re always </w:t>
-      </w:r>
-      <w:r>
-        <w:rPr>
-          <w:rFonts w:ascii="Times New Roman" w:hAnsi="Times New Roman" w:cs="Times New Roman" w:hint="cs"/>
-          <w:rtl/>
-        </w:rPr>
-        <w:t>נדחה</w:t>
-      </w:r>
-      <w:r>
-        <w:rPr>
-          <w:rFonts w:ascii="Times New Roman" w:hAnsi="Times New Roman" w:cs="Times New Roman"/>
-        </w:rPr>
-        <w:t>.</w:t>
-      </w:r>
-      <w:r>
-        <w:rPr>
-          <w:rFonts w:ascii="Times New Roman" w:hAnsi="Times New Roman" w:cs="Times New Roman"/>
-        </w:rPr>
-        <w:t xml:space="preserve"> But </w:t>
-      </w:r>
-      <w:r>
-        <w:rPr>
-          <w:rFonts w:ascii="Times New Roman" w:hAnsi="Times New Roman" w:cs="Times New Roman" w:hint="cs"/>
-          <w:rtl/>
-        </w:rPr>
-        <w:t>עשרה</w:t>
-      </w:r>
-      <w:r>
-        <w:rPr>
-          <w:rFonts w:ascii="Times New Roman" w:hAnsi="Times New Roman" w:cs="Times New Roman"/>
-          <w:rtl/>
-        </w:rPr>
-        <w:t xml:space="preserve"> </w:t>
-      </w:r>
-      <w:r>
-        <w:rPr>
-          <w:rFonts w:ascii="Times New Roman" w:hAnsi="Times New Roman" w:cs="Times New Roman" w:hint="cs"/>
-          <w:rtl/>
-        </w:rPr>
-        <w:t>בטבת</w:t>
-      </w:r>
-      <w:r>
-        <w:rPr>
-          <w:rFonts w:ascii="Times New Roman" w:hAnsi="Times New Roman" w:cs="Times New Roman"/>
-        </w:rPr>
-        <w:t xml:space="preserve"> can come out on Friday, b</w:t>
-      </w:r>
-      <w:r>
-        <w:rPr>
-          <w:rFonts w:ascii="Times New Roman" w:hAnsi="Times New Roman" w:cs="Times New Roman"/>
-        </w:rPr>
-        <w:t xml:space="preserve">ecause that was a </w:t>
-      </w:r>
-      <w:r>
-        <w:rPr>
-          <w:rFonts w:ascii="Times New Roman" w:hAnsi="Times New Roman" w:cs="Times New Roman" w:hint="cs"/>
-          <w:rtl/>
-        </w:rPr>
-        <w:t>התחלה</w:t>
-      </w:r>
-      <w:r>
-        <w:rPr>
-          <w:rFonts w:ascii="Times New Roman" w:hAnsi="Times New Roman" w:cs="Times New Roman"/>
-        </w:rPr>
-        <w:t xml:space="preserve">. That was that little microscopic bud that started </w:t>
-      </w:r>
-      <w:r>
-        <w:rPr>
-          <w:rFonts w:ascii="Times New Roman" w:hAnsi="Times New Roman" w:cs="Times New Roman"/>
-        </w:rPr>
-        <w:t xml:space="preserve">the </w:t>
-      </w:r>
-      <w:r>
-        <w:rPr>
-          <w:rFonts w:ascii="Times New Roman" w:hAnsi="Times New Roman" w:cs="Times New Roman" w:hint="cs"/>
-          <w:rtl/>
-        </w:rPr>
-        <w:t>חרבן</w:t>
-      </w:r>
-      <w:r>
-        <w:rPr>
-          <w:rFonts w:ascii="Times New Roman" w:hAnsi="Times New Roman" w:cs="Times New Roman"/>
-        </w:rPr>
-        <w:t xml:space="preserve">. So just to counteract that, just </w:t>
-      </w:r>
-      <w:r>
-        <w:rPr>
-          <w:rFonts w:ascii="Times New Roman" w:hAnsi="Times New Roman" w:cs="Times New Roman" w:hint="cs"/>
-          <w:rtl/>
-        </w:rPr>
-        <w:t>פּונקט</w:t>
-      </w:r>
-      <w:r>
-        <w:rPr>
-          <w:rFonts w:ascii="Times New Roman" w:hAnsi="Times New Roman" w:cs="Times New Roman"/>
-          <w:rtl/>
-        </w:rPr>
-        <w:t xml:space="preserve"> </w:t>
-      </w:r>
-      <w:r>
-        <w:rPr>
-          <w:rFonts w:ascii="Times New Roman" w:hAnsi="Times New Roman" w:cs="Times New Roman" w:hint="cs"/>
-          <w:rtl/>
-        </w:rPr>
-        <w:t>פאַרקערט</w:t>
-      </w:r>
-      <w:r>
-        <w:rPr>
-          <w:rFonts w:ascii="Times New Roman" w:hAnsi="Times New Roman" w:cs="Times New Roman"/>
-        </w:rPr>
-        <w:t xml:space="preserve">, we have these </w:t>
-      </w:r>
-      <w:r>
-        <w:rPr>
-          <w:rFonts w:ascii="Times New Roman" w:hAnsi="Times New Roman" w:cs="Times New Roman" w:hint="cs"/>
-          <w:rtl/>
-        </w:rPr>
-        <w:t>ימים</w:t>
-      </w:r>
-      <w:r>
-        <w:rPr>
-          <w:rFonts w:ascii="Times New Roman" w:hAnsi="Times New Roman" w:cs="Times New Roman"/>
-          <w:rtl/>
-        </w:rPr>
-        <w:t xml:space="preserve"> </w:t>
-      </w:r>
-      <w:r>
-        <w:rPr>
-          <w:rFonts w:ascii="Times New Roman" w:hAnsi="Times New Roman" w:cs="Times New Roman" w:hint="cs"/>
-          <w:rtl/>
-        </w:rPr>
-        <w:t>טובים</w:t>
-      </w:r>
-      <w:r>
-        <w:rPr>
-          <w:rFonts w:ascii="Times New Roman" w:hAnsi="Times New Roman" w:cs="Times New Roman"/>
-        </w:rPr>
-        <w:t xml:space="preserve"> coming up, starting with </w:t>
-      </w:r>
-      <w:r>
-        <w:rPr>
-          <w:rFonts w:ascii="Times New Roman" w:hAnsi="Times New Roman" w:cs="Times New Roman" w:hint="cs"/>
-          <w:rtl/>
-        </w:rPr>
-        <w:t>ט״ו</w:t>
-      </w:r>
-      <w:r>
-        <w:rPr>
-          <w:rFonts w:ascii="Times New Roman" w:hAnsi="Times New Roman" w:cs="Times New Roman"/>
-          <w:rtl/>
-        </w:rPr>
-        <w:t xml:space="preserve"> </w:t>
-      </w:r>
-      <w:r>
-        <w:rPr>
-          <w:rFonts w:ascii="Times New Roman" w:hAnsi="Times New Roman" w:cs="Times New Roman" w:hint="cs"/>
-          <w:rtl/>
-        </w:rPr>
-        <w:t>בשבט</w:t>
-      </w:r>
-      <w:r>
-        <w:rPr>
-          <w:rFonts w:ascii="Times New Roman" w:hAnsi="Times New Roman" w:cs="Times New Roman"/>
-        </w:rPr>
-        <w:t xml:space="preserve">. </w:t>
-      </w:r>
-      <w:r>
-        <w:rPr>
-          <w:rFonts w:ascii="Times New Roman" w:hAnsi="Times New Roman" w:cs="Times New Roman"/>
-        </w:rPr>
-        <w:t>T</w:t>
-      </w:r>
-      <w:r>
-        <w:rPr>
-          <w:rFonts w:ascii="Times New Roman" w:hAnsi="Times New Roman" w:cs="Times New Roman"/>
-        </w:rPr>
-        <w:t>his microscopic beginning</w:t>
-      </w:r>
-      <w:r>
-        <w:rPr>
-          <w:rFonts w:ascii="Times New Roman" w:hAnsi="Times New Roman" w:cs="Times New Roman"/>
-        </w:rPr>
-        <w:t>, this</w:t>
-      </w:r>
-      <w:r>
-        <w:rPr>
-          <w:rFonts w:ascii="Times New Roman" w:hAnsi="Times New Roman" w:cs="Times New Roman"/>
-        </w:rPr>
-        <w:t xml:space="preserve"> little bud</w:t>
-      </w:r>
-      <w:r>
-        <w:rPr>
-          <w:rFonts w:ascii="Times New Roman" w:hAnsi="Times New Roman" w:cs="Times New Roman"/>
-        </w:rPr>
-        <w:t xml:space="preserve"> </w:t>
-      </w:r>
-      <w:r>
-        <w:rPr>
-          <w:rFonts w:ascii="Times New Roman" w:hAnsi="Times New Roman" w:cs="Times New Roman"/>
-        </w:rPr>
-        <w:t>tha</w:t>
-      </w:r>
-      <w:r>
-        <w:rPr>
-          <w:rFonts w:ascii="Times New Roman" w:hAnsi="Times New Roman" w:cs="Times New Roman"/>
-        </w:rPr>
-        <w:t>t we cannot see,</w:t>
-      </w:r>
-      <w:r>
-        <w:rPr>
-          <w:rFonts w:ascii="Times New Roman" w:hAnsi="Times New Roman" w:cs="Times New Roman"/>
-        </w:rPr>
-        <w:t xml:space="preserve"> renews our </w:t>
-      </w:r>
-      <w:r>
-        <w:rPr>
-          <w:rFonts w:ascii="Times New Roman" w:hAnsi="Times New Roman" w:cs="Times New Roman" w:hint="cs"/>
-          <w:rtl/>
-        </w:rPr>
-        <w:t>אמונה</w:t>
-      </w:r>
-      <w:r>
-        <w:rPr>
-          <w:rFonts w:ascii="Times New Roman" w:hAnsi="Times New Roman" w:cs="Times New Roman"/>
-        </w:rPr>
-        <w:t xml:space="preserve">, </w:t>
-      </w:r>
-      <w:r>
-        <w:rPr>
-          <w:rFonts w:ascii="Times New Roman" w:hAnsi="Times New Roman" w:cs="Times New Roman"/>
-        </w:rPr>
-        <w:t>and</w:t>
-      </w:r>
-      <w:r>
-        <w:rPr>
-          <w:rFonts w:ascii="Times New Roman" w:hAnsi="Times New Roman" w:cs="Times New Roman"/>
-        </w:rPr>
-        <w:t xml:space="preserve"> brings us to the ultimate </w:t>
+        <w:t>, and brings us to the ultimate</w:t>
+      </w:r>
+      <w:r>
+        <w:rPr>
+          <w:rFonts w:ascii="Times New Roman" w:hAnsi="Times New Roman" w:cs="Times New Roman"/>
+        </w:rPr>
+        <w:t xml:space="preserve"> </w:t>
       </w:r>
       <w:r>
         <w:rPr>
@@ -2377,27 +2351,23 @@
       <w:r>
         <w:rPr>
           <w:rFonts w:ascii="Times New Roman" w:hAnsi="Times New Roman" w:cs="Times New Roman"/>
-        </w:rPr>
-        <w:t xml:space="preserve"> and</w:t>
-      </w:r>
-      <w:r>
-        <w:rPr>
-          <w:rFonts w:ascii="Times New Roman" w:hAnsi="Times New Roman" w:cs="Times New Roman"/>
-        </w:rPr>
-        <w:t xml:space="preserve"> </w:t>
-      </w:r>
-      <w:r>
-        <w:rPr>
-          <w:rFonts w:ascii="Times New Roman" w:hAnsi="Times New Roman" w:cs="Times New Roman" w:hint="cs"/>
-          <w:rtl/>
-        </w:rPr>
-        <w:t>ישועה</w:t>
-      </w:r>
-      <w:r>
-        <w:rPr>
-          <w:rFonts w:ascii="Times New Roman" w:hAnsi="Times New Roman" w:cs="Times New Roman"/>
-        </w:rPr>
-        <w:t>, !</w:t>
+          <w:rtl/>
+        </w:rPr>
+        <w:t xml:space="preserve"> </w:t>
+      </w:r>
+      <w:r>
+        <w:rPr>
+          <w:rFonts w:ascii="Times New Roman" w:hAnsi="Times New Roman" w:cs="Times New Roman" w:hint="cs"/>
+          <w:rtl/>
+        </w:rPr>
+        <w:t>וישועה</w:t>
+      </w:r>
+      <w:r>
+        <w:rPr>
+          <w:rFonts w:ascii="Times New Roman" w:hAnsi="Times New Roman" w:cs="Times New Roman"/>
+          <w:rtl/>
+        </w:rPr>
+        <w:t xml:space="preserve"> </w:t>
       </w:r>
       <w:r>
         <w:rPr>
@@ -2425,7 +2395,7 @@
           <w:rFonts w:ascii="Times New Roman" w:hAnsi="Times New Roman" w:cs="Times New Roman"/>
           <w:rtl/>
         </w:rPr>
-        <w:t xml:space="preserve">. </w:t>
+        <w:t xml:space="preserve"> </w:t>
       </w:r>
       <w:r>
         <w:rPr>
@@ -2433,10 +2403,16 @@
           <w:rtl/>
         </w:rPr>
         <w:t>אמן</w:t>
+      </w:r>
+      <w:r>
+        <w:rPr>
+          <w:rFonts w:ascii="Times New Roman" w:hAnsi="Times New Roman" w:cs="Times New Roman"/>
+        </w:rPr>
+        <w:t>!</w:t>
       </w:r>
     </w:p>
     <w:sectPr>
-      <w:footerReference w:type="default" r:id="rId6"/>
+      <w:footerReference w:type="default" r:id="rId7"/>
       <w:pgSz w:w="12240" w:h="15840"/>
       <w:pgMar w:top="1440" w:right="1440" w:bottom="1440" w:left="1440" w:header="720" w:footer="720" w:gutter="0"/>
       <w:cols w:space="720"/>
@@ -2548,6 +2524,127 @@
     </w:p>
   </w:footnote>
 </w:footnotes>
+</file>
+
+<file path=word/numbering.xml><?xml version="1.0" encoding="utf-8"?>
+<w:numbering xmlns:ve="http://schemas.openxmlformats.org/markup-compatibility/2006" xmlns:o="urn:schemas-microsoft-com:office:office" xmlns:r="http://schemas.openxmlformats.org/officeDocument/2006/relationships" xmlns:m="http://schemas.openxmlformats.org/officeDocument/2006/math" xmlns:v="urn:schemas-microsoft-com:vml" xmlns:wp="http://schemas.openxmlformats.org/drawingml/2006/wordprocessingDrawing" xmlns:w10="urn:schemas-microsoft-com:office:word" xmlns:w="http://schemas.openxmlformats.org/wordprocessingml/2006/main" xmlns:wne="http://schemas.microsoft.com/office/word/2006/wordml">
+  <w:abstractNum w:abstractNumId="0">
+    <w:nsid w:val="672E2235"/>
+    <w:multiLevelType w:val="hybridMultilevel"/>
+    <w:tmpl w:val="03B44DDA"/>
+    <w:lvl w:ilvl="0" w:tplc="04090001">
+      <w:start w:val="1"/>
+      <w:numFmt w:val="bullet"/>
+      <w:lvlText w:val=""/>
+      <w:lvlJc w:val="left"/>
+      <w:pPr>
+        <w:ind w:left="360" w:hanging="360"/>
+      </w:pPr>
+      <w:rPr>
+        <w:rFonts w:ascii="Symbol" w:hAnsi="Symbol" w:hint="default"/>
+      </w:rPr>
+    </w:lvl>
+    <w:lvl w:ilvl="1" w:tplc="04090003" w:tentative="1">
+      <w:start w:val="1"/>
+      <w:numFmt w:val="bullet"/>
+      <w:lvlText w:val="o"/>
+      <w:lvlJc w:val="left"/>
+      <w:pPr>
+        <w:ind w:left="1080" w:hanging="360"/>
+      </w:pPr>
+      <w:rPr>
+        <w:rFonts w:ascii="Courier New" w:hAnsi="Courier New" w:cs="Courier New" w:hint="default"/>
+      </w:rPr>
+    </w:lvl>
+    <w:lvl w:ilvl="2" w:tplc="04090005" w:tentative="1">
+      <w:start w:val="1"/>
+      <w:numFmt w:val="bullet"/>
+      <w:lvlText w:val=""/>
+      <w:lvlJc w:val="left"/>
+      <w:pPr>
+        <w:ind w:left="1800" w:hanging="360"/>
+      </w:pPr>
+      <w:rPr>
+        <w:rFonts w:ascii="Wingdings" w:hAnsi="Wingdings" w:hint="default"/>
+      </w:rPr>
+    </w:lvl>
+    <w:lvl w:ilvl="3" w:tplc="04090001" w:tentative="1">
+      <w:start w:val="1"/>
+      <w:numFmt w:val="bullet"/>
+      <w:lvlText w:val=""/>
+      <w:lvlJc w:val="left"/>
+      <w:pPr>
+        <w:ind w:left="2520" w:hanging="360"/>
+      </w:pPr>
+      <w:rPr>
+        <w:rFonts w:ascii="Symbol" w:hAnsi="Symbol" w:hint="default"/>
+      </w:rPr>
+    </w:lvl>
+    <w:lvl w:ilvl="4" w:tplc="04090003" w:tentative="1">
+      <w:start w:val="1"/>
+      <w:numFmt w:val="bullet"/>
+      <w:lvlText w:val="o"/>
+      <w:lvlJc w:val="left"/>
+      <w:pPr>
+        <w:ind w:left="3240" w:hanging="360"/>
+      </w:pPr>
+      <w:rPr>
+        <w:rFonts w:ascii="Courier New" w:hAnsi="Courier New" w:cs="Courier New" w:hint="default"/>
+      </w:rPr>
+    </w:lvl>
+    <w:lvl w:ilvl="5" w:tplc="04090005" w:tentative="1">
+      <w:start w:val="1"/>
+      <w:numFmt w:val="bullet"/>
+      <w:lvlText w:val=""/>
+      <w:lvlJc w:val="left"/>
+      <w:pPr>
+        <w:ind w:left="3960" w:hanging="360"/>
+      </w:pPr>
+      <w:rPr>
+        <w:rFonts w:ascii="Wingdings" w:hAnsi="Wingdings" w:hint="default"/>
+      </w:rPr>
+    </w:lvl>
+    <w:lvl w:ilvl="6" w:tplc="04090001" w:tentative="1">
+      <w:start w:val="1"/>
+      <w:numFmt w:val="bullet"/>
+      <w:lvlText w:val=""/>
+      <w:lvlJc w:val="left"/>
+      <w:pPr>
+        <w:ind w:left="4680" w:hanging="360"/>
+      </w:pPr>
+      <w:rPr>
+        <w:rFonts w:ascii="Symbol" w:hAnsi="Symbol" w:hint="default"/>
+      </w:rPr>
+    </w:lvl>
+    <w:lvl w:ilvl="7" w:tplc="04090003" w:tentative="1">
+      <w:start w:val="1"/>
+      <w:numFmt w:val="bullet"/>
+      <w:lvlText w:val="o"/>
+      <w:lvlJc w:val="left"/>
+      <w:pPr>
+        <w:ind w:left="5400" w:hanging="360"/>
+      </w:pPr>
+      <w:rPr>
+        <w:rFonts w:ascii="Courier New" w:hAnsi="Courier New" w:cs="Courier New" w:hint="default"/>
+      </w:rPr>
+    </w:lvl>
+    <w:lvl w:ilvl="8" w:tplc="04090005" w:tentative="1">
+      <w:start w:val="1"/>
+      <w:numFmt w:val="bullet"/>
+      <w:lvlText w:val=""/>
+      <w:lvlJc w:val="left"/>
+      <w:pPr>
+        <w:ind w:left="6120" w:hanging="360"/>
+      </w:pPr>
+      <w:rPr>
+        <w:rFonts w:ascii="Wingdings" w:hAnsi="Wingdings" w:hint="default"/>
+      </w:rPr>
+    </w:lvl>
+  </w:abstractNum>
+  <w:num w:numId="1">
+    <w:abstractNumId w:val="0"/>
+  </w:num>
+</w:numbering>
 </file>
 
 <file path=word/styles.xml><?xml version="1.0" encoding="utf-8"?>
@@ -2817,6 +2914,17 @@
       <w:sz w:val="16"/>
       <w:szCs w:val="16"/>
     </w:rPr>
+  </w:style>
+  <w:style w:type="paragraph" w:styleId="ListParagraph">
+    <w:name w:val="List Paragraph"/>
+    <w:basedOn w:val="Normal"/>
+    <w:uiPriority w:val="34"/>
+    <w:qFormat/>
+    <w:rsid w:val="00500D54"/>
+    <w:pPr>
+      <w:ind w:left="720"/>
+      <w:contextualSpacing/>
+    </w:pPr>
   </w:style>
 </w:styles>
 </file>

--- a/Files/06 - Yom Tov/17 - Tu Beshvat/5784/Tu Beshvat 5784.docx
+++ b/Files/06 - Yom Tov/17 - Tu Beshvat/5784/Tu Beshvat 5784.docx
@@ -616,6 +616,12 @@
           <w:rFonts w:ascii="Times New Roman" w:hAnsi="Times New Roman" w:cs="Times New Roman"/>
         </w:rPr>
         <w:t xml:space="preserve"> brought by</w:t>
+      </w:r>
+      <w:r>
+        <w:rPr>
+          <w:rFonts w:ascii="Times New Roman" w:hAnsi="Times New Roman" w:cs="Times New Roman"/>
+        </w:rPr>
+        <w:t xml:space="preserve"> the</w:t>
       </w:r>
       <w:r>
         <w:rPr>
@@ -1632,6 +1638,7 @@
           <w:ilvl w:val="0"/>
           <w:numId w:val="1"/>
         </w:numPr>
+        <w:bidi/>
         <w:jc w:val="both"/>
         <w:rPr>
           <w:rFonts w:ascii="Times New Roman" w:hAnsi="Times New Roman" w:cs="Times New Roman"/>
@@ -1680,6 +1687,7 @@
           <w:ilvl w:val="0"/>
           <w:numId w:val="1"/>
         </w:numPr>
+        <w:bidi/>
         <w:jc w:val="both"/>
         <w:rPr>
           <w:rFonts w:ascii="Times New Roman" w:hAnsi="Times New Roman" w:cs="Times New Roman"/>
@@ -1700,6 +1708,7 @@
           <w:ilvl w:val="0"/>
           <w:numId w:val="1"/>
         </w:numPr>
+        <w:bidi/>
         <w:jc w:val="both"/>
         <w:rPr>
           <w:rFonts w:ascii="Times New Roman" w:hAnsi="Times New Roman" w:cs="Times New Roman"/>
@@ -1748,6 +1757,7 @@
           <w:ilvl w:val="0"/>
           <w:numId w:val="1"/>
         </w:numPr>
+        <w:bidi/>
         <w:jc w:val="both"/>
         <w:rPr>
           <w:rFonts w:ascii="Times New Roman" w:hAnsi="Times New Roman" w:cs="Times New Roman"/>
@@ -1768,6 +1778,7 @@
           <w:ilvl w:val="0"/>
           <w:numId w:val="1"/>
         </w:numPr>
+        <w:bidi/>
         <w:jc w:val="both"/>
         <w:rPr>
           <w:rFonts w:ascii="Times New Roman" w:hAnsi="Times New Roman" w:cs="Times New Roman"/>
@@ -1816,6 +1827,7 @@
           <w:ilvl w:val="0"/>
           <w:numId w:val="1"/>
         </w:numPr>
+        <w:bidi/>
         <w:jc w:val="both"/>
         <w:rPr>
           <w:rFonts w:ascii="Times New Roman" w:hAnsi="Times New Roman" w:cs="Times New Roman"/>
@@ -1850,6 +1862,7 @@
           <w:ilvl w:val="0"/>
           <w:numId w:val="1"/>
         </w:numPr>
+        <w:bidi/>
         <w:jc w:val="both"/>
         <w:rPr>
           <w:rFonts w:ascii="Times New Roman" w:hAnsi="Times New Roman" w:cs="Times New Roman"/>
@@ -1884,6 +1897,7 @@
           <w:ilvl w:val="0"/>
           <w:numId w:val="1"/>
         </w:numPr>
+        <w:bidi/>
         <w:jc w:val="both"/>
         <w:rPr>
           <w:rFonts w:ascii="Times New Roman" w:hAnsi="Times New Roman" w:cs="Times New Roman"/>
@@ -1932,6 +1946,7 @@
           <w:ilvl w:val="0"/>
           <w:numId w:val="1"/>
         </w:numPr>
+        <w:bidi/>
         <w:jc w:val="both"/>
         <w:rPr>
           <w:rFonts w:ascii="Times New Roman" w:hAnsi="Times New Roman" w:cs="Times New Roman"/>

--- a/Files/06 - Yom Tov/17 - Tu Beshvat/5784/Tu Beshvat 5784.docx
+++ b/Files/06 - Yom Tov/17 - Tu Beshvat/5784/Tu Beshvat 5784.docx
@@ -75,7 +75,7 @@
         <w:rPr>
           <w:rFonts w:ascii="Times New Roman" w:hAnsi="Times New Roman" w:cs="Times New Roman"/>
         </w:rPr>
-        <w:t xml:space="preserve"> stands for</w:t>
+        <w:t xml:space="preserve"> stands for </w:t>
       </w:r>
       <w:r>
         <w:rPr>
@@ -506,7 +506,7 @@
           <w:rFonts w:ascii="Times New Roman" w:hAnsi="Times New Roman" w:cs="Times New Roman" w:hint="cs"/>
           <w:rtl/>
         </w:rPr>
-        <w:t>השנה</w:t>
+        <w:t xml:space="preserve">השנה </w:t>
       </w:r>
       <w:r>
         <w:rPr>
@@ -524,7 +524,7 @@
         <w:rPr>
           <w:rFonts w:ascii="Times New Roman" w:hAnsi="Times New Roman" w:cs="Times New Roman"/>
         </w:rPr>
-        <w:t>such as</w:t>
+        <w:t xml:space="preserve">such as </w:t>
       </w:r>
       <w:r>
         <w:rPr>
@@ -621,7 +621,7 @@
         <w:rPr>
           <w:rFonts w:ascii="Times New Roman" w:hAnsi="Times New Roman" w:cs="Times New Roman"/>
         </w:rPr>
-        <w:t xml:space="preserve"> the</w:t>
+        <w:t xml:space="preserve"> the </w:t>
       </w:r>
       <w:r>
         <w:rPr>
@@ -1050,7 +1050,7 @@
         <w:rPr>
           <w:rFonts w:ascii="Times New Roman" w:hAnsi="Times New Roman" w:cs="Times New Roman"/>
         </w:rPr>
-        <w:t xml:space="preserve"> Elimelech Biderman offers an insightful perspective. He explains that</w:t>
+        <w:t xml:space="preserve"> Elimelech Biderman offers an insightful perspective. He explains that </w:t>
       </w:r>
       <w:r>
         <w:rPr>
